--- a/arb/docx/61.content.docx
+++ b/arb/docx/61.content.docx
@@ -32,51 +32,16 @@
     </w:p>
     <w:p>
       <w:pPr>
-        <w:pStyle w:val="Heading2"/>
-        <w:bidi/>
-      </w:pPr>
-      <w:r>
-        <w:rPr>
-          <w:lang w:val="ar_AE" w:bidi="ar_AE"/>
-        </w:rPr>
-        <w:t>License Information</w:t>
-      </w:r>
-      <w:r>
-        <w:rPr>
-          <w:lang w:val="ar_AE" w:bidi="ar_AE"/>
-        </w:rPr>
-      </w:r>
-    </w:p>
-    <w:p>
-      <w:pPr>
-        <w:bidi/>
-      </w:pPr>
-      <w:r>
-        <w:rPr>
-          <w:lang w:val="ar_AE" w:bidi="ar_AE"/>
-        </w:rPr>
-      </w:r>
-      <w:r>
-        <w:rPr>
-          <w:b/>
-          <w:lang w:val="ar_AE" w:bidi="ar_AE"/>
-        </w:rPr>
-        <w:t>ملاحظات الترجمة (كلمة متكشفة)</w:t>
-      </w:r>
-      <w:r>
-        <w:rPr>
-          <w:lang w:val="ar_AE" w:bidi="ar_AE"/>
-        </w:rPr>
-        <w:t xml:space="preserve"> (Arabic) is based on</w:t>
-      </w:r>
-      <w:r>
-        <w:rPr>
-          <w:lang w:val="ar_AE" w:bidi="ar_AE"/>
-        </w:rPr>
-        <w:t xml:space="preserve">: </w:t>
-      </w:r>
-      <w:r>
-        <w:rPr>
+        <w:bidi/>
+      </w:pPr>
+      <w:r>
+        <w:rPr>
+          <w:lang w:val="ar_AE" w:bidi="ar_AE"/>
+        </w:rPr>
+      </w:r>
+      <w:r>
+        <w:rPr>
+          <w:b/>
           <w:lang w:val="ar_AE" w:bidi="ar_AE"/>
         </w:rPr>
         <w:t>unfoldingWord® Translation Notes</w:t>
@@ -85,64 +50,31 @@
         <w:rPr>
           <w:lang w:val="ar_AE" w:bidi="ar_AE"/>
         </w:rPr>
-        <w:t xml:space="preserve">, </w:t>
-      </w:r>
-      <w:hyperlink r:id="rId13">
-        <w:r>
-          <w:rPr>
-            <w:lang w:val="ar_AE" w:bidi="ar_AE"/>
-          </w:rPr>
-          <w:rPr>
-            <w:color w:val="0000EE"/>
-            <w:u w:val="single"/>
-          </w:rPr>
-          <w:t>unfoldingWord</w:t>
-        </w:r>
-      </w:hyperlink>
-      <w:r>
-        <w:rPr>
-          <w:lang w:val="ar_AE" w:bidi="ar_AE"/>
-        </w:rPr>
-        <w:t xml:space="preserve">, 2022, which is licensed under a </w:t>
-      </w:r>
-      <w:hyperlink r:id="rId14">
-        <w:r>
-          <w:rPr>
-            <w:lang w:val="ar_AE" w:bidi="ar_AE"/>
-          </w:rPr>
-          <w:rPr>
-            <w:color w:val="0000EE"/>
-            <w:u w:val="single"/>
-          </w:rPr>
-          <w:t>CC BY-SA 4.0 license</w:t>
-        </w:r>
-      </w:hyperlink>
-      <w:r>
-        <w:rPr>
-          <w:lang w:val="ar_AE" w:bidi="ar_AE"/>
-        </w:rPr>
-        <w:t>.</w:t>
-      </w:r>
-      <w:r>
-        <w:rPr>
-          <w:lang w:val="ar_AE" w:bidi="ar_AE"/>
-        </w:rPr>
-      </w:r>
-    </w:p>
-    <w:p>
-      <w:pPr>
-        <w:bidi/>
-      </w:pPr>
-      <w:r>
-        <w:rPr>
-          <w:lang w:val="ar_AE" w:bidi="ar_AE"/>
-        </w:rPr>
-      </w:r>
-      <w:r>
-        <w:rPr>
-          <w:lang w:val="ar_AE" w:bidi="ar_AE"/>
-        </w:rPr>
-        <w:t>This PDF version is provided under the same license.</w:t>
+        <w:t xml:space="preserve"> © 2022 unfoldingWord. Released under CC BY-SA 4.0 license. </w:t>
+      </w:r>
+      <w:r>
+        <w:rPr>
+          <w:lang w:val="ar_AE" w:bidi="ar_AE"/>
+        </w:rPr>
+        <w:t>unfoldingWord® Translation Notes</w:t>
+      </w:r>
+      <w:r>
+        <w:rPr>
+          <w:lang w:val="ar_AE" w:bidi="ar_AE"/>
+        </w:rPr>
+        <w:t xml:space="preserve"> has been adapted in the following languages: Tok Pisin, Arabic (عربي), French (Français), Hindi (हिंदी), Indonesian (Bahasa Indonesia), Portuguese (Português), Russian (Русский), Spanish (Español), Swahili (Kiswahili), and Simplified Chinese (简体中文) from </w:t>
+      </w:r>
+      <w:r>
+        <w:rPr>
+          <w:lang w:val="ar_AE" w:bidi="ar_AE"/>
+        </w:rPr>
+        <w:t>unfoldingWord® Translation Notes</w:t>
+      </w:r>
+      <w:r>
+        <w:rPr>
+          <w:lang w:val="ar_AE" w:bidi="ar_AE"/>
+        </w:rPr>
+        <w:t xml:space="preserve"> © 2022 unfoldingWord. Released under CC BY-SA 4.0 license by Mission Mutual</w:t>
       </w:r>
       <w:r>
         <w:rPr>
@@ -2621,7 +2553,7 @@
         </w:rPr>
         <w:t xml:space="preserve"> تشير هنا إلى أن هذه الآية تقدم السبب للنتيجة المتوقعة، وهي أمر بطرس في </w:t>
       </w:r>
-      <w:hyperlink r:id="rId15">
+      <w:hyperlink r:id="rId13">
         <w:r>
           <w:rPr>
             <w:lang w:val="ar_AE" w:bidi="ar_AE"/>
@@ -8659,7 +8591,7 @@
         </w:rPr>
         <w:t xml:space="preserve"> هنا إلى أن بطرس يقدم سببًا لضرورة طاعة جمهوره الأمر المذكور في </w:t>
       </w:r>
-      <w:hyperlink r:id="rId15">
+      <w:hyperlink r:id="rId13">
         <w:r>
           <w:rPr>
             <w:lang w:val="ar_AE" w:bidi="ar_AE"/>
@@ -8936,7 +8868,7 @@
         </w:rPr>
         <w:t xml:space="preserve"> يشير هنا إلى الإيمان، والفضيلة، والمعرفة، وضبط النفس، والصبر، والتقوى، والمودة الأخوية، والمحبة التي ذكرها بطرس في </w:t>
       </w:r>
-      <w:hyperlink r:id="rId15">
+      <w:hyperlink r:id="rId13">
         <w:r>
           <w:rPr>
             <w:lang w:val="ar_AE" w:bidi="ar_AE"/>
@@ -9627,7 +9559,7 @@
         </w:rPr>
         <w:t xml:space="preserve"> يشير إلى أن بطرس يقدم سببًا آخر لضرورة طاعة جمهوره للأمر المعطى في </w:t>
       </w:r>
-      <w:hyperlink r:id="rId15">
+      <w:hyperlink r:id="rId13">
         <w:r>
           <w:rPr>
             <w:lang w:val="ar_AE" w:bidi="ar_AE"/>
@@ -9645,7 +9577,7 @@
         </w:rPr>
         <w:t xml:space="preserve">. قدم بطرس سببًا إيجابيًا في </w:t>
       </w:r>
-      <w:hyperlink r:id="rId16">
+      <w:hyperlink r:id="rId14">
         <w:r>
           <w:rPr>
             <w:lang w:val="ar_AE" w:bidi="ar_AE"/>
@@ -9922,7 +9854,7 @@
         </w:rPr>
         <w:t xml:space="preserve">يشير هنا إلى الإيمان، والفضيلة، والمعرفة، وضبط النفس، والصبر، والتقوى، والمودة الأخوية، والمحبة، التي ذكرها بطرس في </w:t>
       </w:r>
-      <w:hyperlink r:id="rId15">
+      <w:hyperlink r:id="rId13">
         <w:r>
           <w:rPr>
             <w:lang w:val="ar_AE" w:bidi="ar_AE"/>
@@ -10808,7 +10740,7 @@
         </w:rPr>
         <w:t xml:space="preserve"> لتقديم وصف لما ينبغي على قرائه فعله نتيجة لما قاله للتو. فهو يشير تحديدًا إلى سببي الطاعة المذكورين في </w:t>
       </w:r>
-      <w:hyperlink r:id="rId17">
+      <w:hyperlink r:id="rId15">
         <w:r>
           <w:rPr>
             <w:lang w:val="ar_AE" w:bidi="ar_AE"/>
@@ -11396,7 +11328,7 @@
         </w:rPr>
         <w:t xml:space="preserve"> يشير هنا إلى الإيمان، والفضيلة، والمعرفة، وضبط النفس، والصبر، والتقوى، والمودة الأخوية، والمحبة التي ذكرها بطرس في </w:t>
       </w:r>
-      <w:hyperlink r:id="rId15">
+      <w:hyperlink r:id="rId13">
         <w:r>
           <w:rPr>
             <w:lang w:val="ar_AE" w:bidi="ar_AE"/>
@@ -11899,7 +11831,7 @@
         </w:rPr>
         <w:t xml:space="preserve"> تشير إلى أن بطرس يقدم سببًا يجعل قراءه يرغبون في الامتثال للأوامر المعطاة في </w:t>
       </w:r>
-      <w:hyperlink r:id="rId15">
+      <w:hyperlink r:id="rId13">
         <w:r>
           <w:rPr>
             <w:lang w:val="ar_AE" w:bidi="ar_AE"/>
@@ -11917,7 +11849,7 @@
         </w:rPr>
         <w:t xml:space="preserve"> و</w:t>
       </w:r>
-      <w:hyperlink r:id="rId18">
+      <w:hyperlink r:id="rId16">
         <w:r>
           <w:rPr>
             <w:lang w:val="ar_AE" w:bidi="ar_AE"/>
@@ -12065,7 +11997,7 @@
         </w:rPr>
         <w:t xml:space="preserve"> تُشير هنا إلى نمط الحياة الذي يتضمن الإيمان، والفضيلة، والمعرفة، وضبط النفس، والصبر، والتقوى، والمودة الأخوية، والمحبة، كما ذكرها بطرس في </w:t>
       </w:r>
-      <w:hyperlink r:id="rId15">
+      <w:hyperlink r:id="rId13">
         <w:r>
           <w:rPr>
             <w:lang w:val="ar_AE" w:bidi="ar_AE"/>
@@ -12478,7 +12410,7 @@
         </w:rPr>
         <w:t xml:space="preserve"> لتوضيح الغرض من رسالته. لكي يشجع قرائه على تنفيذ كل ما ذكره في </w:t>
       </w:r>
-      <w:hyperlink r:id="rId19">
+      <w:hyperlink r:id="rId17">
         <w:r>
           <w:rPr>
             <w:lang w:val="ar_AE" w:bidi="ar_AE"/>
@@ -12496,7 +12428,7 @@
         </w:rPr>
         <w:t xml:space="preserve">، وخاصة بسبب الوعد في </w:t>
       </w:r>
-      <w:hyperlink r:id="rId20">
+      <w:hyperlink r:id="rId18">
         <w:r>
           <w:rPr>
             <w:lang w:val="ar_AE" w:bidi="ar_AE"/>
@@ -12630,7 +12562,7 @@
         </w:rPr>
         <w:t xml:space="preserve"> تشير هنا إلى ما ذكره بطرس في الآيات السابقة، وتحديدًا إلى الإيمان، والفضيلة، والمعرفة، وضبط النفس، والصبر، والتقوى، والمودة الأخوية، والمحبة، التي أشار إليها في </w:t>
       </w:r>
-      <w:hyperlink r:id="rId15">
+      <w:hyperlink r:id="rId13">
         <w:r>
           <w:rPr>
             <w:lang w:val="ar_AE" w:bidi="ar_AE"/>
@@ -13967,7 +13899,7 @@
         </w:rPr>
         <w:t xml:space="preserve">في هذا المقطع، يوضح بطرس سبب تذكيره المستمر لجمهوره بالحقائق العقائدية في هذه الرسالة، وتحديدًا الإيمان، والفضيلة، المعرفة، ضبط النفس، الصبر، التقوى، المودة الأخوية، والمحبة، التي ذكرها بطرس في </w:t>
       </w:r>
-      <w:hyperlink r:id="rId15">
+      <w:hyperlink r:id="rId13">
         <w:r>
           <w:rPr>
             <w:lang w:val="ar_AE" w:bidi="ar_AE"/>
@@ -14744,7 +14676,7 @@
         </w:rPr>
         <w:t xml:space="preserve"> تشير هنا إلى ما ذكره بطرس في الآيات السابقة، وتحديدًا الإيمان، والفضيلة، والمعرفة، وضبط النفس، والصبر، والتقوى، والمودة الأخوية، والمحبة التي أشار إليها بطرس في </w:t>
       </w:r>
-      <w:hyperlink r:id="rId15">
+      <w:hyperlink r:id="rId13">
         <w:r>
           <w:rPr>
             <w:lang w:val="ar_AE" w:bidi="ar_AE"/>
@@ -15034,7 +14966,7 @@
         </w:rPr>
         <w:t xml:space="preserve"> تشير إلى أن بطرس يشرح للمؤمنين، في الآيات </w:t>
       </w:r>
-      <w:hyperlink r:id="rId21">
+      <w:hyperlink r:id="rId19">
         <w:r>
           <w:rPr>
             <w:lang w:val="ar_AE" w:bidi="ar_AE"/>
@@ -15052,7 +14984,7 @@
         </w:rPr>
         <w:t xml:space="preserve"> سبب ضرورة تذكرهم "هذه الأمور"، التي تم ذكرها في </w:t>
       </w:r>
-      <w:hyperlink r:id="rId15">
+      <w:hyperlink r:id="rId13">
         <w:r>
           <w:rPr>
             <w:lang w:val="ar_AE" w:bidi="ar_AE"/>
@@ -16053,7 +15985,7 @@
         </w:rPr>
         <w:t xml:space="preserve"> تشير هنا إلى أن ما يلي في </w:t>
       </w:r>
-      <w:hyperlink r:id="rId22">
+      <w:hyperlink r:id="rId20">
         <w:r>
           <w:rPr>
             <w:lang w:val="ar_AE" w:bidi="ar_AE"/>
@@ -17902,7 +17834,7 @@
         </w:rPr>
         <w:t xml:space="preserve"> إلى: (1) شيء موثوق به للغاية. في هذه الحالة، فإن بطرس يقول في </w:t>
       </w:r>
-      <w:hyperlink r:id="rId23">
+      <w:hyperlink r:id="rId21">
         <w:r>
           <w:rPr>
             <w:lang w:val="ar_AE" w:bidi="ar_AE"/>
@@ -23875,7 +23807,7 @@
         </w:rPr>
         <w:t xml:space="preserve"> يشير هنا إلى المعلمين الكاذبين المذكورين في </w:t>
       </w:r>
-      <w:hyperlink r:id="rId24">
+      <w:hyperlink r:id="rId22">
         <w:r>
           <w:rPr>
             <w:lang w:val="ar_AE" w:bidi="ar_AE"/>
@@ -24023,7 +23955,7 @@
         </w:rPr>
         <w:t xml:space="preserve"> يشير هنا إلى المعلمين الكاذبين المذكورين في </w:t>
       </w:r>
-      <w:hyperlink r:id="rId24">
+      <w:hyperlink r:id="rId22">
         <w:r>
           <w:rPr>
             <w:lang w:val="ar_AE" w:bidi="ar_AE"/>
@@ -24965,7 +24897,7 @@
         </w:rPr>
         <w:t xml:space="preserve">يشير هنا إلى بداية جملة شرطية تمتد من الآية </w:t>
       </w:r>
-      <w:hyperlink r:id="rId25">
+      <w:hyperlink r:id="rId23">
         <w:r>
           <w:rPr>
             <w:lang w:val="ar_AE" w:bidi="ar_AE"/>
@@ -24983,7 +24915,7 @@
         </w:rPr>
         <w:t xml:space="preserve"> إلى </w:t>
       </w:r>
-      <w:hyperlink r:id="rId26">
+      <w:hyperlink r:id="rId24">
         <w:r>
           <w:rPr>
             <w:lang w:val="ar_AE" w:bidi="ar_AE"/>
@@ -26513,7 +26445,7 @@
         </w:rPr>
         <w:t xml:space="preserve"> يشير هنا إلى بداية الشرط الثاني في جملة شرطية تمتد من </w:t>
       </w:r>
-      <w:hyperlink r:id="rId25">
+      <w:hyperlink r:id="rId23">
         <w:r>
           <w:rPr>
             <w:lang w:val="ar_AE" w:bidi="ar_AE"/>
@@ -26531,7 +26463,7 @@
         </w:rPr>
         <w:t xml:space="preserve"> إلى </w:t>
       </w:r>
-      <w:hyperlink r:id="rId26">
+      <w:hyperlink r:id="rId24">
         <w:r>
           <w:rPr>
             <w:lang w:val="ar_AE" w:bidi="ar_AE"/>
@@ -26802,7 +26734,7 @@
         </w:rPr>
         <w:t xml:space="preserve">كما في الآية </w:t>
       </w:r>
-      <w:hyperlink r:id="rId25">
+      <w:hyperlink r:id="rId23">
         <w:r>
           <w:rPr>
             <w:lang w:val="ar_AE" w:bidi="ar_AE"/>
@@ -27824,7 +27756,7 @@
         </w:rPr>
         <w:t xml:space="preserve"> يشير هنا إلى بداية الشرط الثالث في جملة شرطية تمتد من </w:t>
       </w:r>
-      <w:hyperlink r:id="rId25">
+      <w:hyperlink r:id="rId23">
         <w:r>
           <w:rPr>
             <w:lang w:val="ar_AE" w:bidi="ar_AE"/>
@@ -27842,7 +27774,7 @@
         </w:rPr>
         <w:t xml:space="preserve"> إلى </w:t>
       </w:r>
-      <w:hyperlink r:id="rId26">
+      <w:hyperlink r:id="rId24">
         <w:r>
           <w:rPr>
             <w:lang w:val="ar_AE" w:bidi="ar_AE"/>
@@ -28757,7 +28689,7 @@
         </w:rPr>
         <w:t xml:space="preserve"> يشير هنا إلى بداية الشرط الرابع في جملة شرطية تمتد من </w:t>
       </w:r>
-      <w:hyperlink r:id="rId25">
+      <w:hyperlink r:id="rId23">
         <w:r>
           <w:rPr>
             <w:lang w:val="ar_AE" w:bidi="ar_AE"/>
@@ -28775,7 +28707,7 @@
         </w:rPr>
         <w:t xml:space="preserve"> إلى </w:t>
       </w:r>
-      <w:hyperlink r:id="rId26">
+      <w:hyperlink r:id="rId24">
         <w:r>
           <w:rPr>
             <w:lang w:val="ar_AE" w:bidi="ar_AE"/>
@@ -29717,7 +29649,7 @@
         </w:rPr>
         <w:t xml:space="preserve"> باستخدام صفة، إذا كان ذلك مفيدًا في لغتك. انظر كيف ترجمت صيغة الجمع من هذا المصطلح في </w:t>
       </w:r>
-      <w:hyperlink r:id="rId27">
+      <w:hyperlink r:id="rId25">
         <w:r>
           <w:rPr>
             <w:lang w:val="ar_AE" w:bidi="ar_AE"/>
@@ -31038,7 +30970,7 @@
         </w:rPr>
         <w:t xml:space="preserve">هذه الآية والآية التالية هما نهاية جملة شرطية تمتد من الآية </w:t>
       </w:r>
-      <w:hyperlink r:id="rId25">
+      <w:hyperlink r:id="rId23">
         <w:r>
           <w:rPr>
             <w:lang w:val="ar_AE" w:bidi="ar_AE"/>
@@ -31056,7 +30988,7 @@
         </w:rPr>
         <w:t xml:space="preserve"> إلى </w:t>
       </w:r>
-      <w:hyperlink r:id="rId26">
+      <w:hyperlink r:id="rId24">
         <w:r>
           <w:rPr>
             <w:lang w:val="ar_AE" w:bidi="ar_AE"/>
@@ -31074,7 +31006,7 @@
         </w:rPr>
         <w:t xml:space="preserve">. يقدم بطرس نتيجة تحقق الشروط السابقة. إذا قمت بتقسيم </w:t>
       </w:r>
-      <w:hyperlink r:id="rId28">
+      <w:hyperlink r:id="rId26">
         <w:r>
           <w:rPr>
             <w:lang w:val="ar_AE" w:bidi="ar_AE"/>
@@ -31092,7 +31024,7 @@
         </w:rPr>
         <w:t xml:space="preserve"> إلى جمل منفصلة، فستحتاج إلى الإشارة إلى أن </w:t>
       </w:r>
-      <w:hyperlink r:id="rId29">
+      <w:hyperlink r:id="rId27">
         <w:r>
           <w:rPr>
             <w:lang w:val="ar_AE" w:bidi="ar_AE"/>
@@ -32929,7 +32861,7 @@
         </w:rPr>
         <w:t xml:space="preserve"> تشير إلى بداية القسم الثاني من هذا الأصحاح، الذي يستمر حتى نهاية الآية </w:t>
       </w:r>
-      <w:hyperlink r:id="rId30">
+      <w:hyperlink r:id="rId28">
         <w:r>
           <w:rPr>
             <w:lang w:val="ar_AE" w:bidi="ar_AE"/>
@@ -33318,7 +33250,7 @@
         </w:rPr>
         <w:t xml:space="preserve"> يشير هنا إلى المعلمين الكذبة الذين ذكرهم بطرس في </w:t>
       </w:r>
-      <w:hyperlink r:id="rId24">
+      <w:hyperlink r:id="rId22">
         <w:r>
           <w:rPr>
             <w:lang w:val="ar_AE" w:bidi="ar_AE"/>
@@ -34244,7 +34176,7 @@
         </w:rPr>
         <w:t xml:space="preserve"> يشير هنا إلى المعلمين الكاذبين الذين تم ذكرهم في </w:t>
       </w:r>
-      <w:hyperlink r:id="rId24">
+      <w:hyperlink r:id="rId22">
         <w:r>
           <w:rPr>
             <w:lang w:val="ar_AE" w:bidi="ar_AE"/>
@@ -35144,7 +35076,7 @@
         </w:rPr>
         <w:t xml:space="preserve"> قد يشير هنا إلى: (1) "ذوي الأمجاد" في </w:t>
       </w:r>
-      <w:hyperlink r:id="rId26">
+      <w:hyperlink r:id="rId24">
         <w:r>
           <w:rPr>
             <w:lang w:val="ar_AE" w:bidi="ar_AE"/>
@@ -35261,7 +35193,7 @@
         </w:rPr>
         <w:t xml:space="preserve"> تشير هنا إلى المعلمين الكذبة الذين تم ذكرهم في </w:t>
       </w:r>
-      <w:hyperlink r:id="rId24">
+      <w:hyperlink r:id="rId22">
         <w:r>
           <w:rPr>
             <w:lang w:val="ar_AE" w:bidi="ar_AE"/>
@@ -37333,7 +37265,7 @@
         </w:rPr>
         <w:t xml:space="preserve">يشير هذا المقطع إلى أفعال المعلمين الكذبة الذين ذكرهم بطرس في </w:t>
       </w:r>
-      <w:hyperlink r:id="rId24">
+      <w:hyperlink r:id="rId22">
         <w:r>
           <w:rPr>
             <w:lang w:val="ar_AE" w:bidi="ar_AE"/>
@@ -37604,7 +37536,7 @@
         </w:rPr>
         <w:t xml:space="preserve">يشير هذا المقطع إلى أفعال المعلمين الكاذبين الذين ذكرهم بطرس في </w:t>
       </w:r>
-      <w:hyperlink r:id="rId24">
+      <w:hyperlink r:id="rId22">
         <w:r>
           <w:rPr>
             <w:lang w:val="ar_AE" w:bidi="ar_AE"/>
@@ -38542,7 +38474,7 @@
         </w:rPr>
         <w:t xml:space="preserve"> يشير هنا إلى أسلوب الحياة الصحيح والمُرضي للرب. ربما يستخدم بطرس هذا المصطلح هنا للإشارة تحديدًا إلى الإيمان المسيحي، مما يُشبه استخدامه لتعبير "طريق الحق" في </w:t>
       </w:r>
-      <w:hyperlink r:id="rId27">
+      <w:hyperlink r:id="rId25">
         <w:r>
           <w:rPr>
             <w:lang w:val="ar_AE" w:bidi="ar_AE"/>
@@ -40569,7 +40501,7 @@
         </w:rPr>
         <w:t xml:space="preserve"> يشير إلى المعلمين الكذبة المذكورين في </w:t>
       </w:r>
-      <w:hyperlink r:id="rId24">
+      <w:hyperlink r:id="rId22">
         <w:r>
           <w:rPr>
             <w:lang w:val="ar_AE" w:bidi="ar_AE"/>
@@ -42064,7 +41996,7 @@
         </w:rPr>
         <w:t xml:space="preserve"> يشير هنا إلى المعلمين الكذبة المذكورين في </w:t>
       </w:r>
-      <w:hyperlink r:id="rId24">
+      <w:hyperlink r:id="rId22">
         <w:r>
           <w:rPr>
             <w:lang w:val="ar_AE" w:bidi="ar_AE"/>
@@ -42348,7 +42280,7 @@
         </w:rPr>
         <w:t xml:space="preserve">، تشير هنا إلى الأفعال الجنسية غير الأخلاقية التي تدل على نقص في ضبط النفس. انظر كيف ترجمت هذا المصطلح في </w:t>
       </w:r>
-      <w:hyperlink r:id="rId27">
+      <w:hyperlink r:id="rId25">
         <w:r>
           <w:rPr>
             <w:lang w:val="ar_AE" w:bidi="ar_AE"/>
@@ -43910,7 +43842,7 @@
         </w:rPr>
         <w:t xml:space="preserve">باستخدام استعارة مشابهة لتلك المذكورة في </w:t>
       </w:r>
-      <w:hyperlink r:id="rId31">
+      <w:hyperlink r:id="rId29">
         <w:r>
           <w:rPr>
             <w:lang w:val="ar_AE" w:bidi="ar_AE"/>
@@ -44349,7 +44281,7 @@
         </w:rPr>
         <w:t xml:space="preserve"> بعبارة فعلية. انظر كيف ترجمت عبارات مشابهة في </w:t>
       </w:r>
-      <w:hyperlink r:id="rId32">
+      <w:hyperlink r:id="rId30">
         <w:r>
           <w:rPr>
             <w:lang w:val="ar_AE" w:bidi="ar_AE"/>
@@ -45018,7 +44950,7 @@
         </w:rPr>
         <w:t xml:space="preserve"> هنا إلى المعلمين الكذبة الذين تم ذكرهم في </w:t>
       </w:r>
-      <w:hyperlink r:id="rId24">
+      <w:hyperlink r:id="rId22">
         <w:r>
           <w:rPr>
             <w:lang w:val="ar_AE" w:bidi="ar_AE"/>
@@ -45036,7 +44968,7 @@
         </w:rPr>
         <w:t xml:space="preserve"> ومناقشتهم في </w:t>
       </w:r>
-      <w:hyperlink r:id="rId33">
+      <w:hyperlink r:id="rId31">
         <w:r>
           <w:rPr>
             <w:lang w:val="ar_AE" w:bidi="ar_AE"/>
@@ -45469,7 +45401,7 @@
         </w:rPr>
         <w:t xml:space="preserve"> يشير هنا إلى المعلمين الكذبة المذكورين في </w:t>
       </w:r>
-      <w:hyperlink r:id="rId24">
+      <w:hyperlink r:id="rId22">
         <w:r>
           <w:rPr>
             <w:lang w:val="ar_AE" w:bidi="ar_AE"/>
@@ -45772,7 +45704,7 @@
         </w:rPr>
         <w:t xml:space="preserve"> أو مسار. تشير هذه العبارة إلى أسلوب عيش الحياة الصحيحة والمُرضية للرب. ربما يستخدم بطرس هذا المصطلح هنا أيضًا للإشارة بشكل خاص إلى الإيمان المسيحي، بشكل مشابه لاستخدامه لـتعبير "طريق الحق" في </w:t>
       </w:r>
-      <w:hyperlink r:id="rId27">
+      <w:hyperlink r:id="rId25">
         <w:r>
           <w:rPr>
             <w:lang w:val="ar_AE" w:bidi="ar_AE"/>
@@ -45790,7 +45722,7 @@
         </w:rPr>
         <w:t xml:space="preserve"> و"الطريق المستقيم" في </w:t>
       </w:r>
-      <w:hyperlink r:id="rId34">
+      <w:hyperlink r:id="rId32">
         <w:r>
           <w:rPr>
             <w:lang w:val="ar_AE" w:bidi="ar_AE"/>
@@ -46710,7 +46642,7 @@
         </w:rPr>
         <w:t xml:space="preserve"> يشير هنا إلى المعلمين الكذبة الذين تم تقديمهم في </w:t>
       </w:r>
-      <w:hyperlink r:id="rId24">
+      <w:hyperlink r:id="rId22">
         <w:r>
           <w:rPr>
             <w:lang w:val="ar_AE" w:bidi="ar_AE"/>
@@ -47526,7 +47458,7 @@
         </w:rPr>
         <w:t xml:space="preserve">هنا للإشارة إلى أذهان قرائه وكأنها نائمة. فهو يريد حث قرائه على التفكير في هذه الأمور. يمكنك التعبير عن هذه الاستعارة عن طريق ترجمتها بشكل واضح، إذا كان ذلك مفيدًا في لغتك. انظر كيف ترجمت هذا المصطلح في </w:t>
       </w:r>
-      <w:hyperlink r:id="rId35">
+      <w:hyperlink r:id="rId33">
         <w:r>
           <w:rPr>
             <w:lang w:val="ar_AE" w:bidi="ar_AE"/>
@@ -47680,7 +47612,7 @@
         </w:rPr>
         <w:t xml:space="preserve"> في هذه العبارة باستخدام فعل، إذا كان من المفيد في لغتك. انظر كيف ترجمت هذا المصطلح في </w:t>
       </w:r>
-      <w:hyperlink r:id="rId35">
+      <w:hyperlink r:id="rId33">
         <w:r>
           <w:rPr>
             <w:lang w:val="ar_AE" w:bidi="ar_AE"/>
@@ -48346,7 +48278,7 @@
         </w:rPr>
         <w:t xml:space="preserve"> تشير هنا إلى أنبياء العهد القديم الذين ذكرهم بطرس أيضًا في </w:t>
       </w:r>
-      <w:hyperlink r:id="rId36">
+      <w:hyperlink r:id="rId34">
         <w:r>
           <w:rPr>
             <w:lang w:val="ar_AE" w:bidi="ar_AE"/>
@@ -49397,7 +49329,7 @@
         </w:rPr>
         <w:t xml:space="preserve"> هنا للإشارة إلى مدى الأهمية، وليس إلى الترتيب الزمني. انظر كيف ترجمت هذه الكلمة في </w:t>
       </w:r>
-      <w:hyperlink r:id="rId37">
+      <w:hyperlink r:id="rId35">
         <w:r>
           <w:rPr>
             <w:lang w:val="ar_AE" w:bidi="ar_AE"/>
@@ -49516,7 +49448,7 @@
         </w:rPr>
         <w:t xml:space="preserve">يستخدم بطرس هذه الجملة لتقديم تعليمات. يمكنك الإشارة إلى ذلك بترجمتها أمر، إذا كان ذلك مفيدًا في لغتك. إذا قمت بذلك، قد يكون من المفيد بدء جملة جديدة هنا. انظر كيف ترجمت هذا في </w:t>
       </w:r>
-      <w:hyperlink r:id="rId37">
+      <w:hyperlink r:id="rId35">
         <w:r>
           <w:rPr>
             <w:lang w:val="ar_AE" w:bidi="ar_AE"/>
@@ -52715,7 +52647,7 @@
         </w:rPr>
         <w:t xml:space="preserve"> تشير هنا إلى "كلمة الله"، التي ذكرها بطرس في </w:t>
       </w:r>
-      <w:hyperlink r:id="rId38">
+      <w:hyperlink r:id="rId36">
         <w:r>
           <w:rPr>
             <w:lang w:val="ar_AE" w:bidi="ar_AE"/>
@@ -53996,7 +53928,7 @@
         </w:rPr>
         <w:t xml:space="preserve"> بعودة الرب يسوع. انظر كيف ترجمت هذا المفهوم في </w:t>
       </w:r>
-      <w:hyperlink r:id="rId39">
+      <w:hyperlink r:id="rId37">
         <w:r>
           <w:rPr>
             <w:lang w:val="ar_AE" w:bidi="ar_AE"/>
@@ -54144,7 +54076,7 @@
         </w:rPr>
         <w:t xml:space="preserve"> تشير هنا إلى "المستهزئين" الذين تم ذكرهم في </w:t>
       </w:r>
-      <w:hyperlink r:id="rId40">
+      <w:hyperlink r:id="rId38">
         <w:r>
           <w:rPr>
             <w:lang w:val="ar_AE" w:bidi="ar_AE"/>
@@ -57066,7 +56998,7 @@
         </w:rPr>
         <w:t xml:space="preserve"> هنا يمكن أن تشير إلى: (1) العناصر الأساسية التي تشكل الكون الطبيعي. الترجمة البديلة: "مكونات الطبيعة ستتدمر بالحرارة" (2) الأجرام السماوية، مثل الشمس والقمر والنجوم. الترجمة البديلة: "الأجرام السماوية ستتدمر بالحرارة" انظر كيف ترجمت هذه الكلمة في </w:t>
       </w:r>
-      <w:hyperlink r:id="rId41">
+      <w:hyperlink r:id="rId39">
         <w:r>
           <w:rPr>
             <w:lang w:val="ar_AE" w:bidi="ar_AE"/>
@@ -57528,7 +57460,7 @@
         </w:rPr>
         <w:t xml:space="preserve"> يمكن أن تشير هنا إلى: (1) وعد الله بخلق سماوات جديدة وأرض جديدة، كما هو مذكور في إشعياء 65:17 وإشعياء 66:22. الترجمة البديلة: "وعده بسماوات جديدة وأرض جديدة" (2) وعد المجيء الثاني للرب يسوع، كما في </w:t>
       </w:r>
-      <w:hyperlink r:id="rId39">
+      <w:hyperlink r:id="rId37">
         <w:r>
           <w:rPr>
             <w:lang w:val="ar_AE" w:bidi="ar_AE"/>
@@ -57932,7 +57864,7 @@
         </w:rPr>
         <w:t xml:space="preserve">لتقديم وصف لما ينبغي على قرائه فعله نتيجة لما ذكره للتو. وهو يشير تحديدًا إلى مناقشة يوم الرب القادم المذكور في </w:t>
       </w:r>
-      <w:hyperlink r:id="rId42">
+      <w:hyperlink r:id="rId40">
         <w:r>
           <w:rPr>
             <w:lang w:val="ar_AE" w:bidi="ar_AE"/>
@@ -58093,7 +58025,7 @@
         </w:rPr>
         <w:t xml:space="preserve"> تشير هنا إلى أولئك الذين يكتب إليهم بطرس، والتي يمكن أن تمتد ليشمل جميع المؤمنين. يمكنك التعبير عن ذلك بشكل صريح، إذا كان ذلك مفيدًا في لغتك. انظر كيف ترجمت هذا اللقب في </w:t>
       </w:r>
-      <w:hyperlink r:id="rId43">
+      <w:hyperlink r:id="rId41">
         <w:r>
           <w:rPr>
             <w:lang w:val="ar_AE" w:bidi="ar_AE"/>
@@ -58247,7 +58179,7 @@
         </w:rPr>
         <w:t xml:space="preserve"> يشير هنا إلى الأحداث المتعلقة بيوم الرب القادم، الذي وصفه بطرس في </w:t>
       </w:r>
-      <w:hyperlink r:id="rId42">
+      <w:hyperlink r:id="rId40">
         <w:r>
           <w:rPr>
             <w:lang w:val="ar_AE" w:bidi="ar_AE"/>
@@ -58891,7 +58823,7 @@
         </w:rPr>
         <w:t xml:space="preserve">لأن الرب صبور، فيوم الدينونة لم يأتِ بعد. هذا يمنح الناس فرصة للتوبة والخلاص، كما أوضح بطرس في </w:t>
       </w:r>
-      <w:hyperlink r:id="rId44">
+      <w:hyperlink r:id="rId42">
         <w:r>
           <w:rPr>
             <w:lang w:val="ar_AE" w:bidi="ar_AE"/>
@@ -59855,7 +59787,7 @@
         </w:rPr>
         <w:t xml:space="preserve"> يمكن أن تشير هنا إلى: (1) الأحداث المتعلقة بيوم الرب المذكورة في </w:t>
       </w:r>
-      <w:hyperlink r:id="rId42">
+      <w:hyperlink r:id="rId40">
         <w:r>
           <w:rPr>
             <w:lang w:val="ar_AE" w:bidi="ar_AE"/>
@@ -59873,7 +59805,7 @@
         </w:rPr>
         <w:t xml:space="preserve"> والمسماة "هذه الأمور" في </w:t>
       </w:r>
-      <w:hyperlink r:id="rId45">
+      <w:hyperlink r:id="rId43">
         <w:r>
           <w:rPr>
             <w:lang w:val="ar_AE" w:bidi="ar_AE"/>
@@ -59891,7 +59823,7 @@
         </w:rPr>
         <w:t xml:space="preserve">. الترجمة البديلة: "هذه الأمور التي ستحدث في يوم الرب" (2) الحاجة إلى عيش حياة تقية واعتبار أن صبر الله هو لإنقاذ الناس، كما نوقش في </w:t>
       </w:r>
-      <w:hyperlink r:id="rId46">
+      <w:hyperlink r:id="rId44">
         <w:r>
           <w:rPr>
             <w:lang w:val="ar_AE" w:bidi="ar_AE"/>
@@ -60855,7 +60787,7 @@
         </w:rPr>
         <w:t xml:space="preserve"> لقب يشير هنا إلى أولئك الذين يكتب إليهم بطرس، ويمكن أن يشمل جميع المؤمنين. يمكنك التعبير عن ذلك صراحة، إذا كان ذلك مفيدًا في لغتك. انظر كيف ترجمت هذا في الآيات </w:t>
       </w:r>
-      <w:hyperlink r:id="rId43">
+      <w:hyperlink r:id="rId41">
         <w:r>
           <w:rPr>
             <w:lang w:val="ar_AE" w:bidi="ar_AE"/>
@@ -60873,7 +60805,7 @@
         </w:rPr>
         <w:t xml:space="preserve"> و</w:t>
       </w:r>
-      <w:hyperlink r:id="rId45">
+      <w:hyperlink r:id="rId43">
         <w:r>
           <w:rPr>
             <w:lang w:val="ar_AE" w:bidi="ar_AE"/>

--- a/arb/docx/61.content.docx
+++ b/arb/docx/61.content.docx
@@ -152,13 +152,6 @@
         <w:rPr>
           <w:lang w:val="ar_AE" w:bidi="ar_AE"/>
         </w:rPr>
-      </w:r>
-      <w:r>
-        <w:rPr>
-          <w:i/>
-          <w:lang w:val="ar_AE" w:bidi="ar_AE"/>
-        </w:rPr>
-        <w:t>٢ بطرس ١:١ (#١), ٢ بطرس ١:١ (#٢), ٢ بطرس ١:١ (#٣), ٢ بطرس ١:١ (#٤), ٢ بطرس ١:١ (#٥), ٢ بطرس ١:١ (#٦), ٢ بطرس ١:١ (#٧), ٢ بطرس ١:١ (#٨), ٢ بطرس ١:١ (#٩), ٢ بطرس ١: ٢ (#١), ٢ بطرس ١: ٢ (#٢), ٢ بطرس ١: ٢ (#٣), ٢ بطرس ١: ٢ (#٤), ٢ بطرس ١: ٢ (#٥), ٢ بطرس ١: ٢ (#٦), ٢ بطرس ١: ٢ (#٧), ٢ بطرس ١: ٢ (#٨), ٢ بطرس ١: ٣ (#١), ٢ بطرس ١: ٣ (#٢), ٢ بطرس ١: ٣ (#٣), ٢ بطرس ١: ٣ (#٤), ٢ بطرس ١: ٣ (#٥), ٢ بطرس ١: ٣ (#٦), ٢ بطرس ١: ٣ (#٧), ٢ بطرس ١: ٣ (#٨), ٢ بطرس ١: ٣ (#٩), ٢ بطرس ١: ٣ (#١٠), ٢ بطرس ١: ٣ (#١١), ٢ بطرس ١: ٣ (#١٢), ٢ بطرس ١: ٣ (#١٣), ٢ بطرس ١: ٣ (#١٤), ٢ بطرس ١: ٤ (#١), ٢ بطرس ١: ٤ (#٢), ٢ بطرس ١: ٤ (#٣), ٢ بطرس ١: ٤ (#٤), ٢ بطرس ١: ٤ (#٥), ٢ بطرس ١: ٤ (#٦), ٢ بطرس ١: ٤ (#٧), ٢ بطرس ١: ٤ (#٨), ٢ بطرس ١: ٤ (#٩), ٢ بطرس ١: ٤ (#١٠), ٢ بطرس ١: ٤ (#١١), ٢ بطرس ١: ٤ (#١٢), ٢ بطرس ١: ٤ (#١٣), ٢ بطرس ١: ٥ (#١), ٢ بطرس ١: ٥ (#٢), ٢ بطرس ١: ٥ (#٣), ٢ بطرس ١: ٥ (#٤), ٢ بطرس ١: ٥ (#٥), ٢ بطرس ١: ٥ (#٦), ٢ بطرس ١: ٥ (#٧), ٢ بطرس ١: ٥ (#٨), ٢ بطرس ١: ٦ (#١), ٢ بطرس ١: ٦ (#٢), ٢ بطرس ١: ٦ (#٣), ٢ بطرس ١: ٦ (#٤), ٢ بطرس ١: ٦ (#٥), ٢ بطرس ١: ٦ (#٦), ٢ بطرس ١: ٦ (#٧), ٢ بطرس ١: ٧ (#١), ٢ بطرس ١: ٧ (#٢), ٢ بطرس ١: ٧ (#٣), ٢ بطرس ١: ٧ (#٤), ٢ بطرس ١: ٨ (#١), ٢ بطرس ١: ٨ (#٢), ٢ بطرس ١: ٨ (#٣), ٢ بطرس ١: ٨ (#٤), ٢ بطرس ١: ٨ (#٥), ٢ بطرس ١: ٨ (#٦), ٢ بطرس ١: ٨ (#٧), ٢ بطرس ١: ٩ (#١), ٢ بطرس ١: ٩ (#٢), ٢ بطرس ١: ٩ (#٣), ٢ بطرس ١: ٩ (#٤), ٢ بطرس ١: ٩ (#٥), ٢ بطرس ١: ٩ (#٦), ٢ بطرس ١: ٩ (#٧), ٢ بطرس ١: ٩ (#٨), ٢ بطرس ١: ١٠ (#١), ٢ بطرس ١: ١٠ (#٢), ٢ بطرس ١: ١٠ (#٣), ٢ بطرس ١: ١٠ (#٤), ٢ بطرس ١: ١٠ (#٥), ٢ بطرس ١: ١٠ (#٦), ٢ بطرس ١: ١٠ (#٧), ٢ بطرس ١: ١٠ (#٨), ٢ بطرس ١: ١١ (#١), ٢ بطرس ١: ١١ (#٢), ٢ بطرس ١: ١١ (#٣), ٢ بطرس ١: ١١ (#٤), ٢ بطرس ١: ١٢ (#١), ٢ بطرس ١: ١٢ (#٢), ٢ بطرس ١: ١٢ (#٣), ٢ بطرس ١: ١٢ (#٤), ٢ بطرس ١: ١٢ (#٥), ٢ بطرس ١: ١٢ (#٦), ٢ بطرس ١: ١٢ (#٧), ٢ بطرس ١: ١٣ (#١), ٢ بطرس ١: ١٣ (#٢), ٢ بطرس ١: ١٣ (#٣), ٢ بطرس ١: ١٣ (#٤), ٢ بطرس ١: ١٤ (#١), ٢ بطرس ١: ١٤ (#٢), ٢ بطرس ١: ١٤ (#٣), ٢ بطرس ١: ١٤ (#٤), ٢ بطرس ١: ١٥ (#١), ٢ بطرس ١: ١٥ (#٢), ٢ بطرس ١: ١٥ (#٣), ٢ بطرس ١: ١٥ (#٤), ٢ بطرس ١: ١٦ (#١), ٢ بطرس ١: ١٦ (#٢), ٢ بطرس ١: ١٦ (#٣), ٢ بطرس ١: ١٦ (#٤), ٢ بطرس ١: ١٦ (#٥), ٢ بطرس ١: ١٦ (#٦), ٢ بطرس ١: ١٦ (#٧), ٢ بطرس ١: ١٦ (#٨), ٢ بطرس ١: ١٧ (#١), ٢ بطرس ١: ١٧ (#٢), ٢ بطرس ١: ١٧ (#٣), ٢ بطرس ١: ١٧ (#٤), ٢ بطرس ١: ١٧ (#٥), ٢ بطرس ١: ١٧ (#٦), ٢ بطرس ١: ١٧ (#٧), ٢ بطرس ١: ١٧ (#٨), ٢ بطرس ١: ١٧ (#٩), ٢ بطرس ١: ١٨ (#١), ٢ بطرس ١: ١٨ (#٢), ٢ بطرس ١: ١٨ (#٣), ٢ بطرس ١: ١٨ (#٤), ٢ بطرس ١: ١٨ (#٥), ٢ بطرس ١: ١٩ (#١), ٢ بطرس ١: ١٩ (#٢), ٢ بطرس ١: ١٩ (#٣), ٢ بطرس ١: ١٩ (#٤), ٢ بطرس ١: ١٩ (#٥), ٢ بطرس ١: ١٩ (#٦), ٢ بطرس ١: ١٩ (#٧), ٢ بطرس ١: ١٩ (#٨), ٢ بطرس ١: ١٩ (#٩), ٢ بطرس ١: ١٩ (#١٠), ٢ بطرس ١: ٢٠ (#١), ٢ بطرس ١: ٢٠ (#٢), ٢ بطرس ١: ٢٠ (#٣), ٢ بطرس ١: ٢٠ (#٤), ٢ بطرس ١: ٢١ (#١), ٢ بطرس ١: ٢١ (#٢), ٢ بطرس ١: ٢١ (#٣), ٢ بطرس ١: ٢١ (#٤), ٢ بطرس ١: ٢١ (#٥), ٢ بطرس ١: ٢١ (#٦), ٢ بطرس ٢: ١ (#١), ٢ بطرس ٢: ١ (#٢), ٢ بطرس ٢: ١ (#٣), ٢ بطرس ٢: ١ (#٤), ٢ بطرس ٢: ١ (#٥), ٢ بطرس ٢: ١ (#٦), ٢ بطرس ٢: ١ (#٧), ٢ بطرس ٢: ١ (#٨), ٢ بطرس ٢: ١ (#٩), ٢ بطرس ٢: ١ (#١٠), ٢ بطرس ٢: ١ (#١١), ٢ بطرس ٢:٢ (#١), ٢ بطرس ٢:٢ (#٢), ٢ بطرس ٢:٢ (#٣), ٢ بطرس ٢:٢ (#٤), ٢ بطرس ٢:٢ (#٥), ٢ بطرس ٢:٢ (#٦), ٢ بطرس ٢:٢ (#٧), ٢ بطرس ٢:٢ (#٨), ٢ بطرس ٢:٢ (#٩), ٢ بطرس ٢: ٢ (#١٠), ٢ بطرس ٢: ٣ (#١), ٢ بطرس ٢: ٣ (#٢), ٢ بطرس ٢ :٣ (#٣), ٢ بطرس ٢: ٣ (#٤), ٢ بطرس ٢: ٣ (#٥), ٢ بطرس ٢: ٣ (#٦), ٢ بطرس ٢: ٣ (#٧), ٢ بطرس ٢: ٣ (#٨), ٢ بطرس ٢: ٣ (#٩), ٢ بطرس ٢: ٣ (#١٠), ٢ بطرس ٢: ٣ (#١١), ٢ بطرس ٢: ٤ (#١), ٢ بطرس ٢: ٤ (#٢), ٢ بطرس ٢: ٤ (#٣), ٢ بطرس ٢: ٤ (#٤), ٢ بطرس ٢: ٤ (#٥), ٢ بطرس ٢: ٤ (#٦), ٢ بطرس ٢: ٤ (#٧), ٢ بطرس ٢: ٤ (#٨), ٢ بطرس ٢: ٤ (#٩), ٢ بطرس ٢: ٤ (#١٠), ٢ بطرس ٢: ٤ (#١١), ٢ بطرس ٢: ٤ (#١٢), ٢ بطرس ٢: ٤ (#١٣), ٢ بطرس ٢: ٥ (#١), ٢ بطرس ٢: ٥ (#٢), ٢ بطرس ٢: ٥ (#٣), ٢ بطرس ٢: ٥ (#٤), ٢ بطرس ٢: ٥ (#5), ٢ بطرس ٢: ٥ (#٦), ٢ بطرس ٢: ٥ (#٧), ٢ بطرس ٢: ٥ (#٨), ٢ بطرس ٢: ٥ (#٩), ٢ بطرس ٢: ٥ (#١٠), ٢ بطرس ٢: ٦ (#١), ٢ بطرس ٢: ٦ (#٢), ٢ بطرس ٢: ٦ (#٣), ٢ بطرس ٢: ٦ (#٤), ٢ بطرس ٢: ٦ (#٥), ٢ بطرس ٢: ٦ (#٦), ٢ بطرس ٢: ٦ (#٧), ٢ بطرس ٢: ٧ (#١), ٢ بطرس ٢: ٧ (#٢), ٢ بطرس ٢: ٧ (#٣), ٢ بطرس ٢: ٧ (#٤), ٢ بطرس ٢: ٧ (#٥), ٢ بطرس ٢: ٧ (#٦), ٢ بطرس ٢: ٧ (#٧), ٢ بطرس ٢: ٧ (#٨), ٢ بطرس ٢: ٧ (#٩), ٢ بطرس ٢: ٨ (#١), ٢ بطرس ٢: ٨ (#٢), ٢ بطرس ٢: ٨ (#٣), ٢ بطرس ٢: ٨ (#٤), ٢ بطرس ٢: ٨ (#٥), ٢ بطرس ٢: ٨ (#٦), ٢ بطرس ٢: ٨ (#٧), ٢ بطرس ٢: ٨ (#٨), ٢ بطرس ٢: ٩ (#١), ٢ بطرس ٢: ٩ (#٢), ٢ بطرس ٢: ٩ (#٣), ٢ بطرس ٢: ٩ (#٤), ٢ بطرس ٢: ٩ (#٥), ٢ بطرس ٢: ٩ (#٦), ٢ بطرس ٢: ٩ (#٧), ٢ بطرس ٢: ١٠ (#١), ٢ بطرس ٢: ١٠ (#٢), ٢ بطرس ٢: ١٠ (#٣), ٢ بطرس ٢: ١٠ (#٤), ٢ بطرس ٢: ١٠ (#٥), ٢ بطرس ٢: ١٠ (#٦), ٢ بطرس ٢: ١٠ (#٧), ٢ بطرس ٢: ١٠ (#٨), ٢ بطرس ٢: ١٠ (#٩), ٢ بطرس ٢: ١٠ (#١٠), ٢ بطرس ٢: ١٠ (#١١), ٢ بطرس ٢: ١٠ (#١٢), ٢ بطرس ٢: ١٠ (#١٣), ٢ بطرس ٢: ١١ (#١), ٢ بطرس ٢: ١١ (#٢), ٢ بطرس ٢: ١١ (#٣), ٢ بطرس ٢: ١١ (#٤), ٢ بطرس ٢: ١٢ (#١), ٢ بطرس ٢: ١٢ (#٢), ٢ بطرس ٢: ١٢ (#٣), ٢ بطرس ٢: ١٢ (#٤), ٢ بطرس ٢: ١٢ (#٥), ٢ بطرس ٢: ١٢ (#٦), ٢ بطرس ٢: ١٢ (#٧), ٢ بطرس ٢: ١٢ (#٨), ٢ بطرس ٢: ١٢ (#٩), ٢ بطرس ٢: ١٢ (#١٠), ٢ بطرس ٢: ١٢ (#١١), ٢ بطرس ٢: ١٢ (#١٢), ٢ بطرس ٢: ١٢ (#١٣), ٢ بطرس ٢: ١٣ (#١), ٢ بطرس ٢: ١٣ (#٢), ٢ بطرس ٢: ١٣ (#٣), ٢ بطرس ٢: ١٣ (#٤), ٢ بطرس ٢: ١٣ (#٥), ٢ بطرس ٢: ١٣ (#٦), ٢ بطرس ٢: ١٣ (#٧), ٢ بطرس ٢: ١٣ (#٨), ٢ بطرس ٢: ١٣ (#٩), ٢ بطرس ٢: ١٤ (#١), ٢ بطرس ٢: ١٤ (#٢), ٢ بطرس ٢: ١٤ (#٣), ٢ بطرس ٢: ١٤ (#٤), ٢ بطرس ٢: ١٤ (#٥), ٢ بطرس ٢: ١٤ (#٦), ٢ بطرس ٢: ١٤ (#٧), ٢ بطرس ٢: ١٤ (#٨), ٢ بطرس ٢: ١٤ (#٩), ٢ بطرس ٢: ١٤ (#١٠), ٢ بطرس ٢: ١٥ (#١), ٢ بطرس ٢: ١٥ (#٢), ٢ بطرس ٢: ١٥ (#٣), ٢ بطرس ٢: ١٥ (#٤), ٢ بطرس ٢: ١٥ (#٥), ٢ بطرس ٢: ١٥ (#٦), ٢ بطرس ٢: ١٥ (#٧), ٢ بطرس ٢: ١٥ (#٨), ٢ بطرس ٢: ١٥ (#٩), ٢ بطرس ٢: ١٥ (#١٠), ٢ بطرس ٢: ١٥ (#١١), ٢ بطرس ٢: ١٦ (#١), ٢ بطرس ٢: ١٦ (#٢), ٢ بطرس ٢: ١٦ (#٣), ٢ بطرس ٢: ١٦ (#٤), ٢ بطرس ٢: ١٦ (#٥), ٢ بطرس ٢: ١٧ (#١), ٢ بطرس ٢: ١٧ (#٢), ٢ بطرس ٢: ١٧ (#٣), ٢ بطرس ٢:١٧ (#٤), ٢ بطرس ٢: ١٧ (#٥), ٢ بطرس ٢: ١٧ (#٦), ٢ بطرس ٢: ١٧ (#٧), ٢ بطرس ٢: ١٨ (#١), ٢ بطرس ٢: ١٨ (#٢), ٢ بطرس ٢: ١٨ (#٣), ٢ بطرس ٢: ١٨ (#٤), ٢ بطرس ٢: ١٨ (#٥), ٢ بطرس ٢: ١٨ (#٦), ٢ بطرس ٢: ١٨ (#٧), ٢ بطرس ٢: ١٨ (#٨), ٢ بطرس ٢: ١٩ (#١), ٢ بطرس ٢: ١٩ (#٢), ٢ بطرس ٢: ١٩ (#٣), ٢ بطرس ٢: ١٩ (#٤), ٢ بطرس ٢: ١٩ (#٥), ٢ بطرس ٢: ١٩ (#٦), ٢ بطرس ٢: ١٩ (#٧), ٢ بطرس ٢: ١٩ (#٨), ٢ بطرس ٢ :٢٠ (#١), ٢ بطرس ٢: ٢٠ (#٢), ٢ بطرس ٢: ٢٠ (#٣), ٢ بطرس ٢: ٢٠ (#٤), ٢ بطرس ٢: ٢٠ (#٥), ٢ بطرس ٢: ٢٠ (#٦), ٢ بطرس ٢: ٢٠ (#٧), ٢ بطرس ٢: ٢٠ (#٨), ٢ بطرس ٢: ٢٠ (#٩), ٢ بطرس ٢: ٢٠ (#١٠), ٢ بطرس ٢: ٢٠ (#١١), ٢ بطرس ٢ :٢٠ (#١٢), ٢ بطرس ٢: ٢١ (#١), ٢ بطرس ٢: ٢١ (#٢), ٢ بطرس ٢: ٢١ (#٣), ٢ بطرس ٢: ٢١ (#٤), ٢ بطرس ٢: ٢١ (#٥), ٢ بطرس ٢: ٢١ (#٦), ٢ بطرس ٢: ٢١ (#٧), ٢ بطرس ٢: ٢١ (#٨), ٢ بطرس ٢: ٢١ (#٩), ٢ بطرس ٢: ٢٢ (#١), ٢ بطرس ٢: ٢٢ (#٢), ٢ بطرس ٢: ٢٢ (#٣), ٢ بطرس ٢: ٢٢ (#٤), ٢ بطرس ٢: ٢٢ (#٥), ٢ بطرس ٣: ١ (#١), ٢ بطرس ٣: ١ (#٢), ٢ بطرس ٣: ١ (#٣), ٢ بطرس ٣: ١ (#٤), ٢ بطرس ٣: ١ (#٥), ٢ بطرس ٣: ٢ (#١), ٢ بطرس ٣: ٢ (#٢), ٢ بطرس ٣: ٢ (#٣), ٢ بطرس ٣: ٢ (#٤), ٢ بطرس ٣: ٢ (#٥), ٢ بطرس ٣: ٢ (#٦), ٢ بطرس ٣ :٢ (#٧), ٢ بطرس ٣: ٢ (#٨), ٢ بطرس ٣:٢ (#٩), ٢ بطرس ٣: ٢ (#١٠), ٢ بطرس ٣: ٢ (#١١), ٢ بطرس ٣: ٣ (#١), ٢ بطرس ٣:٣ (#٢), ٢ بطرس ٣:٣ (#٣), ٢ بطرس ٣: ٣ (#٤), ٢ بطرس ٣:٣ (#٥), ٢ بطرس ٣: ٤ (#١), ٢ بطرس ٣: ٤ (#٢), ٢ بطرس ٣: ٤ (#٣), ٢ بطرس ٣: ٤ (#٤), ٢ بطرس ٣: ٤ (#٥), ٢ بطرس ٣: ٤ (#٦), ٢ بطرس ٣: ٤ (#٧), ٢ بطرس ٣: ٤ (#٨), ٢ بطرس ٣: ٤ (#٩), ٢ بطرس ٣: ٤ (#١٠), ٢ بطرس ٣: ٥ (#١), ٢ بطرس ٣: ٥ (#٢), ٢ بطرس ٣: ٥ (#٣), ٢ بطرس ٣: ٥ (#٤), ٢ بطرس ٣: ٥ (#٥), ٢ بطرس ٣: ٦ (#١), ٢ بطرس ٣: ٦ (#٢), ٢ بطرس ٣: ٦ (#٣), ٢ بطرس ٣: ٦ (#٤), ٢ بطرس ٣: ٧ (#١), ٢ بطرس ٣: ٧ (#٢), ٢ بطرس ٣: ٧ (#٣), ٢ بطرس ٣: ٧ (#٤), ٢ بطرس ٣: ٧ (#٥), ٢ بطرس ٣: ٧ (#٦), ٢ بطرس ٣: ٧ (#٧), ٢ بطرس ٣: ٧ (#٨), ٢ بطرس ٣: ٧ (#٩), ٢ بطرس ٣: ٨ (#١), ٢ بطرس ٣: ٨ (#٢), ٢ بطرس ٣: ٨ (#٣), ٢ بطرس ٣: ٩ (#١), ٢ بطرس ٣: ٩ (#٢), 2 بطرس 3: 9 (#3), ٢ بطرس ٣: ٩ (#٤), ٢ بطرس ٣: ٩ (#٥), ٢ بطرس ٣: ٩ (#٦), ٢ بطرس ٣: ١٠ (#١), ٢ بطرس ٣: ١٠ (#٢), ٢ بطرس ٣: ١٠ (#٣), ٢ بطرس ٣: ١٠ (#٤), ٢ بطرس ٣: ١٠ (#٥), ٢ بطرس ٣: ١٠ (#٦), ٢ بطرس ٣: ١٠ (#٧), ٢ بطرس ٣: ١٠ (#٨), ٢ بطرس ٣: ١٠ (#٩), ٢ بطرس ٣: ١١ (#١), ٢ بطرس ٣: ١١ (#٢), ٢ بطرس ٣: ١١ (#٣), ٢ بطرس ٣: ١١ (#٤), ٢ بطرس ٣: ١١ (#٥), ٢ بطرس ٣: ١٢ (#١), ٢ بطرس ٣: ١٢ (#٢), ٢ بطرس ٣: ١٢ (#٣), ٢ بطرس ٣: ١٢ (#٤), ٢ بطرس ٣: ١٢ (#٥), ٢ بطرس ٣: ١٢ (#٦), ٢ بطرس ٣: ١٣ (#١), ٢ بطرس ٣: ١٣ (#٢), ٢ بطرس ٣: ١٣ (#٣), ٢ بطرس ٣: ١٣ (#٤), ٢ بطرس ٣: ١٣ (#٥), ٢ بطرس ٣: ١٤ (#١), ٢ بطرس ٣: ١٤ (#٢), ٢ بطرس ٣: ١٤ (#٣), ٢ بطرس ٣: ١٤ (#٤), ٢ بطرس ٣: ١٤ (#٥), ٢ بطرس ٣: ١٤ (#٦), ٢ بطرس ٣: ١٤ (#٧), ٢ بطرس ٣: ١٥ (#١), ٢ بطرس ٣: ١٥ (#٢), ٢ بطرس ٣: ١٥ (#٣), ٢ بطرس ٣: ١٥ (#٤), ٢ بطرس ٣: ١٥ (#٥), ٢ بطرس ٣: ١٥ (#٦), ٢ بطرس ٣: ١٦ (#١), ٢ بطرس ٣: ١٦ (#٢), ٢ بطرس ٣: ١٦ (#٣), ٢ بطرس ٣: ١٦ (#٤), ٢ بطرس ٣: ١٦ (#٥), ٢ بطرس ٣: ١٦ (#٦), ٢ بطرس ٣: ١٦ (#٧), ٢ بطرس ٣: ١٧ (#١), ٢ بطرس ٣: ١٧ (#٢), ٢ بطرس ٣: ١٧ (#٣), ٢ بطرس ٣: ١٧ (#٤), ٢ بطرس ٣: ١٧ (#٥), ٢ بطرس ٣: ١٧ (#٦), ٢ بطرس ٣: ١٧ (#٧), ٢ بطرس ٣: ١٧ (#٨), ٢ بطرس ٣: ١٧ (#٩), ٢ بطرس ٣: ١٨ (#١), ٢ بطرس ٣: ١٨ (#٢), ٢ بطرس ٣: ١٨ (#٣), ٢ بطرس ٣: ١٨ (#٤), ٢ بطرس ٣: ١٨ (#٥), ٢ بطرس ٣: ١٨ (#٦), ٢ بطرس ٣: ١٨ (#٧)</w:t>
       </w:r>
       <w:r>
         <w:rPr>

--- a/arb/docx/61.content.docx
+++ b/arb/docx/61.content.docx
@@ -22,7 +22,7 @@
         <w:rPr>
           <w:lang w:val="ar_AE" w:bidi="ar_AE"/>
         </w:rPr>
-        <w:t>Resource: ملاحظات الترجمة (كلمة متكشفة)</w:t>
+        <w:t>Resource: unfoldingWord® Translation Notes</w:t>
       </w:r>
       <w:r>
         <w:rPr>
@@ -96,7 +96,7 @@
         <w:rPr>
           <w:lang w:val="ar_AE" w:bidi="ar_AE"/>
         </w:rPr>
-        <w:t>ملاحظات الترجمة (كلمة متكشفة)</w:t>
+        <w:t>unfoldingWord® Translation Notes</w:t>
       </w:r>
     </w:p>
     <w:p>

--- a/arb/docx/61.content.docx
+++ b/arb/docx/61.content.docx
@@ -4854,7 +4854,7 @@
           <w:b/>
           <w:lang w:val="ar_AE" w:bidi="ar_AE"/>
         </w:rPr>
-        <w:t>τὰ τίμια καὶ μέγιστα ἡμῖν ἐπαγγέλματα δεδώρηται,</w:t>
+        <w:t>τὰ τίμια καὶ μέγιστα ἡμῖν ἐπαγγέλματα δεδώρηται</w:t>
       </w:r>
     </w:p>
     <w:p>
@@ -7730,7 +7730,7 @@
           <w:b/>
           <w:lang w:val="ar_AE" w:bidi="ar_AE"/>
         </w:rPr>
-        <w:t>ἐν δὲ τῇ ὑπομονῇ τὴν εὐσέβειαν,</w:t>
+        <w:t>ἐν δὲ τῇ ὑπομονῇ τὴν εὐσέβειαν</w:t>
       </w:r>
     </w:p>
     <w:p>
@@ -10520,7 +10520,7 @@
           <w:b/>
           <w:lang w:val="ar_AE" w:bidi="ar_AE"/>
         </w:rPr>
-        <w:t>τοῦ καθαρισμοῦ τῶν πάλαι αὐτοῦ ἁμαρτιῶν.</w:t>
+        <w:t>τοῦ καθαρισμοῦ τῶν πάλαι αὐτοῦ ἁμαρτιῶν</w:t>
       </w:r>
     </w:p>
     <w:p>
@@ -20841,7 +20841,7 @@
           <w:b/>
           <w:lang w:val="ar_AE" w:bidi="ar_AE"/>
         </w:rPr>
-        <w:t>αἱρέσεις ἀπωλείας,</w:t>
+        <w:t>αἱρέσεις ἀπωλείας</w:t>
       </w:r>
     </w:p>
     <w:p>
@@ -39075,7 +39075,7 @@
           <w:b/>
           <w:lang w:val="ar_AE" w:bidi="ar_AE"/>
         </w:rPr>
-        <w:t>Βαλαὰμ &amp; Βοσὸρ</w:t>
+        <w:t>τοῦ Βαλαὰμ τοῦ Βοσὸρ</w:t>
       </w:r>
     </w:p>
     <w:p>
@@ -42844,7 +42844,7 @@
           <w:b/>
           <w:lang w:val="ar_AE" w:bidi="ar_AE"/>
         </w:rPr>
-        <w:t>αὐτοὶ δοῦλοι ὑπάρχοντες τῆς φθορᾶς;</w:t>
+        <w:t>αὐτοὶ δοῦλοι ὑπάρχοντες τῆς φθορᾶς</w:t>
       </w:r>
     </w:p>
     <w:p>
@@ -50049,7 +50049,7 @@
           <w:b/>
           <w:lang w:val="ar_AE" w:bidi="ar_AE"/>
         </w:rPr>
-        <w:t>ποῦ ἐστιν ἡ ἐπαγγελία τῆς παρουσίας αὐτοῦ?</w:t>
+        <w:t>ποῦ ἐστιν ἡ ἐπαγγελία τῆς παρουσίας αὐτοῦ</w:t>
       </w:r>
     </w:p>
     <w:p>
@@ -50172,7 +50172,7 @@
           <w:b/>
           <w:lang w:val="ar_AE" w:bidi="ar_AE"/>
         </w:rPr>
-        <w:t>ποῦ ἐστιν ἡ ἐπαγγελία τῆς παρουσίας αὐτοῦ?</w:t>
+        <w:t>ποῦ ἐστιν ἡ ἐπαγγελία τῆς παρουσίας αὐτοῦ</w:t>
       </w:r>
     </w:p>
     <w:p>
@@ -56206,7 +56206,7 @@
           <w:b/>
           <w:lang w:val="ar_AE" w:bidi="ar_AE"/>
         </w:rPr>
-        <w:t>ποταποὺς δεῖ ὑπάρχειν ὑμᾶς?</w:t>
+        <w:t>ποταποὺς δεῖ ὑπάρχειν ὑμᾶς</w:t>
       </w:r>
     </w:p>
     <w:p>

--- a/arb/docx/61.content.docx
+++ b/arb/docx/61.content.docx
@@ -479,6 +479,23 @@
           <w:b/>
           <w:lang w:val="ar_AE" w:bidi="ar_AE"/>
         </w:rPr>
+        <w:t>δοῦλος καὶ ἀπόστολος Ἰησοῦ Χριστοῦ</w:t>
+      </w:r>
+    </w:p>
+    <w:p>
+      <w:pPr>
+        <w:bidi/>
+      </w:pPr>
+      <w:r>
+        <w:rPr>
+          <w:lang w:val="ar_AE" w:bidi="ar_AE"/>
+        </w:rPr>
+      </w:r>
+      <w:r>
+        <w:rPr>
+          <w:b/>
+          <w:lang w:val="ar_AE" w:bidi="ar_AE"/>
+        </w:rPr>
         <w:t>"</w:t>
       </w:r>
       <w:r>
@@ -734,6 +751,23 @@
           <w:b/>
           <w:lang w:val="ar_AE" w:bidi="ar_AE"/>
         </w:rPr>
+        <w:t>τοῖς ἰσότιμον ἡμῖν λαχοῦσιν πίστιν</w:t>
+      </w:r>
+    </w:p>
+    <w:p>
+      <w:pPr>
+        <w:bidi/>
+      </w:pPr>
+      <w:r>
+        <w:rPr>
+          <w:lang w:val="ar_AE" w:bidi="ar_AE"/>
+        </w:rPr>
+      </w:r>
+      <w:r>
+        <w:rPr>
+          <w:b/>
+          <w:lang w:val="ar_AE" w:bidi="ar_AE"/>
+        </w:rPr>
         <w:t>"</w:t>
       </w:r>
       <w:r>
@@ -853,6 +887,23 @@
           <w:b/>
           <w:lang w:val="ar_AE" w:bidi="ar_AE"/>
         </w:rPr>
+        <w:t>τοῖς ἰσότιμον &amp; λαχοῦσιν πίστιν</w:t>
+      </w:r>
+    </w:p>
+    <w:p>
+      <w:pPr>
+        <w:bidi/>
+      </w:pPr>
+      <w:r>
+        <w:rPr>
+          <w:lang w:val="ar_AE" w:bidi="ar_AE"/>
+        </w:rPr>
+      </w:r>
+      <w:r>
+        <w:rPr>
+          <w:b/>
+          <w:lang w:val="ar_AE" w:bidi="ar_AE"/>
+        </w:rPr>
         <w:t>"</w:t>
       </w:r>
       <w:r>
@@ -1108,6 +1159,23 @@
           <w:b/>
           <w:lang w:val="ar_AE" w:bidi="ar_AE"/>
         </w:rPr>
+        <w:t>ἐν δικαιοσύνῃ</w:t>
+      </w:r>
+    </w:p>
+    <w:p>
+      <w:pPr>
+        <w:bidi/>
+      </w:pPr>
+      <w:r>
+        <w:rPr>
+          <w:lang w:val="ar_AE" w:bidi="ar_AE"/>
+        </w:rPr>
+      </w:r>
+      <w:r>
+        <w:rPr>
+          <w:b/>
+          <w:lang w:val="ar_AE" w:bidi="ar_AE"/>
+        </w:rPr>
         <w:t>"</w:t>
       </w:r>
       <w:r>
@@ -1464,6 +1532,23 @@
           <w:b/>
           <w:lang w:val="ar_AE" w:bidi="ar_AE"/>
         </w:rPr>
+        <w:t>χάρις &amp; καὶ εἰρήνη πληθυνθείη</w:t>
+      </w:r>
+    </w:p>
+    <w:p>
+      <w:pPr>
+        <w:bidi/>
+      </w:pPr>
+      <w:r>
+        <w:rPr>
+          <w:lang w:val="ar_AE" w:bidi="ar_AE"/>
+        </w:rPr>
+      </w:r>
+      <w:r>
+        <w:rPr>
+          <w:b/>
+          <w:lang w:val="ar_AE" w:bidi="ar_AE"/>
+        </w:rPr>
         <w:t>"</w:t>
       </w:r>
       <w:r>
@@ -2017,6 +2102,23 @@
           <w:b/>
           <w:lang w:val="ar_AE" w:bidi="ar_AE"/>
         </w:rPr>
+        <w:t>ἐν ἐπιγνώσει τοῦ Θεοῦ, καὶ Ἰησοῦ τοῦ Κυρίου ἡμῶν</w:t>
+      </w:r>
+    </w:p>
+    <w:p>
+      <w:pPr>
+        <w:bidi/>
+      </w:pPr>
+      <w:r>
+        <w:rPr>
+          <w:lang w:val="ar_AE" w:bidi="ar_AE"/>
+        </w:rPr>
+      </w:r>
+      <w:r>
+        <w:rPr>
+          <w:b/>
+          <w:lang w:val="ar_AE" w:bidi="ar_AE"/>
+        </w:rPr>
         <w:t>"</w:t>
       </w:r>
       <w:r>
@@ -2136,6 +2238,23 @@
           <w:b/>
           <w:lang w:val="ar_AE" w:bidi="ar_AE"/>
         </w:rPr>
+        <w:t>ἐν ἐπιγνώσει τοῦ Θεοῦ, καὶ Ἰησοῦ τοῦ Κυρίου ἡμῶν</w:t>
+      </w:r>
+    </w:p>
+    <w:p>
+      <w:pPr>
+        <w:bidi/>
+      </w:pPr>
+      <w:r>
+        <w:rPr>
+          <w:lang w:val="ar_AE" w:bidi="ar_AE"/>
+        </w:rPr>
+      </w:r>
+      <w:r>
+        <w:rPr>
+          <w:b/>
+          <w:lang w:val="ar_AE" w:bidi="ar_AE"/>
+        </w:rPr>
         <w:t>"</w:t>
       </w:r>
       <w:r>
@@ -2340,6 +2459,23 @@
         <w:rPr>
           <w:lang w:val="ar_AE" w:bidi="ar_AE"/>
         </w:rPr>
+      </w:r>
+    </w:p>
+    <w:p>
+      <w:pPr>
+        <w:bidi/>
+      </w:pPr>
+      <w:r>
+        <w:rPr>
+          <w:lang w:val="ar_AE" w:bidi="ar_AE"/>
+        </w:rPr>
+      </w:r>
+      <w:r>
+        <w:rPr>
+          <w:b/>
+          <w:lang w:val="ar_AE" w:bidi="ar_AE"/>
+        </w:rPr>
+        <w:t>ὡς &amp; ἡμῖν τῆς θείας δυνάμεως αὐτοῦ &amp; δεδωρημένης</w:t>
       </w:r>
     </w:p>
     <w:p>
@@ -2487,6 +2623,23 @@
           <w:b/>
           <w:lang w:val="ar_AE" w:bidi="ar_AE"/>
         </w:rPr>
+        <w:t>ἡμῖν</w:t>
+      </w:r>
+    </w:p>
+    <w:p>
+      <w:pPr>
+        <w:bidi/>
+      </w:pPr>
+      <w:r>
+        <w:rPr>
+          <w:lang w:val="ar_AE" w:bidi="ar_AE"/>
+        </w:rPr>
+      </w:r>
+      <w:r>
+        <w:rPr>
+          <w:b/>
+          <w:lang w:val="ar_AE" w:bidi="ar_AE"/>
+        </w:rPr>
         <w:t>"</w:t>
       </w:r>
       <w:r>
@@ -3150,6 +3303,23 @@
           <w:b/>
           <w:lang w:val="ar_AE" w:bidi="ar_AE"/>
         </w:rPr>
+        <w:t>πρὸς ζωὴν καὶ εὐσέβειαν</w:t>
+      </w:r>
+    </w:p>
+    <w:p>
+      <w:pPr>
+        <w:bidi/>
+      </w:pPr>
+      <w:r>
+        <w:rPr>
+          <w:lang w:val="ar_AE" w:bidi="ar_AE"/>
+        </w:rPr>
+      </w:r>
+      <w:r>
+        <w:rPr>
+          <w:b/>
+          <w:lang w:val="ar_AE" w:bidi="ar_AE"/>
+        </w:rPr>
         <w:t>"</w:t>
       </w:r>
       <w:r>
@@ -3532,6 +3702,23 @@
           <w:b/>
           <w:lang w:val="ar_AE" w:bidi="ar_AE"/>
         </w:rPr>
+        <w:t>διὰ τῆς ἐπιγνώσεως τοῦ καλέσαντος ἡμᾶς</w:t>
+      </w:r>
+    </w:p>
+    <w:p>
+      <w:pPr>
+        <w:bidi/>
+      </w:pPr>
+      <w:r>
+        <w:rPr>
+          <w:lang w:val="ar_AE" w:bidi="ar_AE"/>
+        </w:rPr>
+      </w:r>
+      <w:r>
+        <w:rPr>
+          <w:b/>
+          <w:lang w:val="ar_AE" w:bidi="ar_AE"/>
+        </w:rPr>
         <w:t>"</w:t>
       </w:r>
       <w:r>
@@ -3644,6 +3831,23 @@
           <w:b/>
           <w:lang w:val="ar_AE" w:bidi="ar_AE"/>
         </w:rPr>
+        <w:t>τοῦ καλέσαντος ἡμᾶς</w:t>
+      </w:r>
+    </w:p>
+    <w:p>
+      <w:pPr>
+        <w:bidi/>
+      </w:pPr>
+      <w:r>
+        <w:rPr>
+          <w:lang w:val="ar_AE" w:bidi="ar_AE"/>
+        </w:rPr>
+      </w:r>
+      <w:r>
+        <w:rPr>
+          <w:b/>
+          <w:lang w:val="ar_AE" w:bidi="ar_AE"/>
+        </w:rPr>
         <w:t>"</w:t>
       </w:r>
       <w:r>
@@ -3864,6 +4068,23 @@
           <w:b/>
           <w:lang w:val="ar_AE" w:bidi="ar_AE"/>
         </w:rPr>
+        <w:t>διὰ δόξης καὶ ἀρετῆς</w:t>
+      </w:r>
+    </w:p>
+    <w:p>
+      <w:pPr>
+        <w:bidi/>
+      </w:pPr>
+      <w:r>
+        <w:rPr>
+          <w:lang w:val="ar_AE" w:bidi="ar_AE"/>
+        </w:rPr>
+      </w:r>
+      <w:r>
+        <w:rPr>
+          <w:b/>
+          <w:lang w:val="ar_AE" w:bidi="ar_AE"/>
+        </w:rPr>
         <w:t>"</w:t>
       </w:r>
       <w:r>
@@ -4633,6 +4854,23 @@
           <w:b/>
           <w:lang w:val="ar_AE" w:bidi="ar_AE"/>
         </w:rPr>
+        <w:t>τὰ τίμια καὶ μέγιστα ἡμῖν ἐπαγγέλματα δεδώρηται</w:t>
+      </w:r>
+    </w:p>
+    <w:p>
+      <w:pPr>
+        <w:bidi/>
+      </w:pPr>
+      <w:r>
+        <w:rPr>
+          <w:lang w:val="ar_AE" w:bidi="ar_AE"/>
+        </w:rPr>
+      </w:r>
+      <w:r>
+        <w:rPr>
+          <w:b/>
+          <w:lang w:val="ar_AE" w:bidi="ar_AE"/>
+        </w:rPr>
         <w:t>"</w:t>
       </w:r>
       <w:r>
@@ -4752,6 +4990,23 @@
           <w:b/>
           <w:lang w:val="ar_AE" w:bidi="ar_AE"/>
         </w:rPr>
+        <w:t>ἵνα διὰ τούτων γένησθε θείας κοινωνοὶ φύσεως</w:t>
+      </w:r>
+    </w:p>
+    <w:p>
+      <w:pPr>
+        <w:bidi/>
+      </w:pPr>
+      <w:r>
+        <w:rPr>
+          <w:lang w:val="ar_AE" w:bidi="ar_AE"/>
+        </w:rPr>
+      </w:r>
+      <w:r>
+        <w:rPr>
+          <w:b/>
+          <w:lang w:val="ar_AE" w:bidi="ar_AE"/>
+        </w:rPr>
         <w:t>"</w:t>
       </w:r>
       <w:r>
@@ -6024,6 +6279,23 @@
           <w:b/>
           <w:lang w:val="ar_AE" w:bidi="ar_AE"/>
         </w:rPr>
+        <w:t>σπουδὴν πᾶσαν παρεισενέγκαντες</w:t>
+      </w:r>
+    </w:p>
+    <w:p>
+      <w:pPr>
+        <w:bidi/>
+      </w:pPr>
+      <w:r>
+        <w:rPr>
+          <w:lang w:val="ar_AE" w:bidi="ar_AE"/>
+        </w:rPr>
+      </w:r>
+      <w:r>
+        <w:rPr>
+          <w:b/>
+          <w:lang w:val="ar_AE" w:bidi="ar_AE"/>
+        </w:rPr>
         <w:t>"</w:t>
       </w:r>
       <w:r>
@@ -8219,6 +8491,23 @@
         <w:rPr>
           <w:lang w:val="ar_AE" w:bidi="ar_AE"/>
         </w:rPr>
+      </w:r>
+    </w:p>
+    <w:p>
+      <w:pPr>
+        <w:bidi/>
+      </w:pPr>
+      <w:r>
+        <w:rPr>
+          <w:lang w:val="ar_AE" w:bidi="ar_AE"/>
+        </w:rPr>
+      </w:r>
+      <w:r>
+        <w:rPr>
+          <w:b/>
+          <w:lang w:val="ar_AE" w:bidi="ar_AE"/>
+        </w:rPr>
+        <w:t>ταῦτα γὰρ ὑμῖν ὑπάρχοντα καὶ πλεονάζοντα</w:t>
       </w:r>
     </w:p>
     <w:p>
@@ -8372,6 +8661,23 @@
           <w:b/>
           <w:lang w:val="ar_AE" w:bidi="ar_AE"/>
         </w:rPr>
+        <w:t>ταῦτα γὰρ ὑμῖν ὑπάρχοντα καὶ πλεονάζοντα, οὐκ ἀργοὺς οὐδὲ ἀκάρπους καθίστησιν</w:t>
+      </w:r>
+    </w:p>
+    <w:p>
+      <w:pPr>
+        <w:bidi/>
+      </w:pPr>
+      <w:r>
+        <w:rPr>
+          <w:lang w:val="ar_AE" w:bidi="ar_AE"/>
+        </w:rPr>
+      </w:r>
+      <w:r>
+        <w:rPr>
+          <w:b/>
+          <w:lang w:val="ar_AE" w:bidi="ar_AE"/>
+        </w:rPr>
         <w:t>"</w:t>
       </w:r>
       <w:r>
@@ -8755,6 +9061,23 @@
           <w:b/>
           <w:lang w:val="ar_AE" w:bidi="ar_AE"/>
         </w:rPr>
+        <w:t>οὐκ ἀργοὺς οὐδὲ ἀκάρπους καθίστησιν</w:t>
+      </w:r>
+    </w:p>
+    <w:p>
+      <w:pPr>
+        <w:bidi/>
+      </w:pPr>
+      <w:r>
+        <w:rPr>
+          <w:lang w:val="ar_AE" w:bidi="ar_AE"/>
+        </w:rPr>
+      </w:r>
+      <w:r>
+        <w:rPr>
+          <w:b/>
+          <w:lang w:val="ar_AE" w:bidi="ar_AE"/>
+        </w:rPr>
         <w:t>"</w:t>
       </w:r>
       <w:r>
@@ -9020,6 +9343,23 @@
         <w:rPr>
           <w:lang w:val="ar_AE" w:bidi="ar_AE"/>
         </w:rPr>
+      </w:r>
+    </w:p>
+    <w:p>
+      <w:pPr>
+        <w:bidi/>
+      </w:pPr>
+      <w:r>
+        <w:rPr>
+          <w:lang w:val="ar_AE" w:bidi="ar_AE"/>
+        </w:rPr>
+      </w:r>
+      <w:r>
+        <w:rPr>
+          <w:b/>
+          <w:lang w:val="ar_AE" w:bidi="ar_AE"/>
+        </w:rPr>
+        <w:t>εἰς τὴν τοῦ Κυρίου ἡμῶν, Ἰησοῦ Χριστοῦ, ἐπίγνωσιν</w:t>
       </w:r>
     </w:p>
     <w:p>
@@ -9307,6 +9647,23 @@
           <w:b/>
           <w:lang w:val="ar_AE" w:bidi="ar_AE"/>
         </w:rPr>
+        <w:t>ᾧ &amp; μὴ πάρεστιν ταῦτα, τυφλός ἐστιν</w:t>
+      </w:r>
+    </w:p>
+    <w:p>
+      <w:pPr>
+        <w:bidi/>
+      </w:pPr>
+      <w:r>
+        <w:rPr>
+          <w:lang w:val="ar_AE" w:bidi="ar_AE"/>
+        </w:rPr>
+      </w:r>
+      <w:r>
+        <w:rPr>
+          <w:b/>
+          <w:lang w:val="ar_AE" w:bidi="ar_AE"/>
+        </w:rPr>
         <w:t>"</w:t>
       </w:r>
       <w:r>
@@ -9891,6 +10248,23 @@
           <w:b/>
           <w:lang w:val="ar_AE" w:bidi="ar_AE"/>
         </w:rPr>
+        <w:t>λήθην λαβὼν τοῦ καθαρισμοῦ</w:t>
+      </w:r>
+    </w:p>
+    <w:p>
+      <w:pPr>
+        <w:bidi/>
+      </w:pPr>
+      <w:r>
+        <w:rPr>
+          <w:lang w:val="ar_AE" w:bidi="ar_AE"/>
+        </w:rPr>
+      </w:r>
+      <w:r>
+        <w:rPr>
+          <w:b/>
+          <w:lang w:val="ar_AE" w:bidi="ar_AE"/>
+        </w:rPr>
         <w:t>"</w:t>
       </w:r>
       <w:r>
@@ -10010,6 +10384,23 @@
           <w:b/>
           <w:lang w:val="ar_AE" w:bidi="ar_AE"/>
         </w:rPr>
+        <w:t>τοῦ καθαρισμοῦ τῶν πάλαι αὐτοῦ ἁμαρτιῶν</w:t>
+      </w:r>
+    </w:p>
+    <w:p>
+      <w:pPr>
+        <w:bidi/>
+      </w:pPr>
+      <w:r>
+        <w:rPr>
+          <w:lang w:val="ar_AE" w:bidi="ar_AE"/>
+        </w:rPr>
+      </w:r>
+      <w:r>
+        <w:rPr>
+          <w:b/>
+          <w:lang w:val="ar_AE" w:bidi="ar_AE"/>
+        </w:rPr>
         <w:t>"</w:t>
       </w:r>
       <w:r>
@@ -10113,6 +10504,23 @@
         <w:rPr>
           <w:lang w:val="ar_AE" w:bidi="ar_AE"/>
         </w:rPr>
+      </w:r>
+    </w:p>
+    <w:p>
+      <w:pPr>
+        <w:bidi/>
+      </w:pPr>
+      <w:r>
+        <w:rPr>
+          <w:lang w:val="ar_AE" w:bidi="ar_AE"/>
+        </w:rPr>
+      </w:r>
+      <w:r>
+        <w:rPr>
+          <w:b/>
+          <w:lang w:val="ar_AE" w:bidi="ar_AE"/>
+        </w:rPr>
+        <w:t>τοῦ καθαρισμοῦ τῶν πάλαι αὐτοῦ ἁμαρτιῶν</w:t>
       </w:r>
     </w:p>
     <w:p>
@@ -10990,6 +11398,23 @@
           <w:b/>
           <w:lang w:val="ar_AE" w:bidi="ar_AE"/>
         </w:rPr>
+        <w:t>ταῦτα γὰρ ποιοῦντες οὐ μὴ πταίσητέ ποτε</w:t>
+      </w:r>
+    </w:p>
+    <w:p>
+      <w:pPr>
+        <w:bidi/>
+      </w:pPr>
+      <w:r>
+        <w:rPr>
+          <w:lang w:val="ar_AE" w:bidi="ar_AE"/>
+        </w:rPr>
+      </w:r>
+      <w:r>
+        <w:rPr>
+          <w:b/>
+          <w:lang w:val="ar_AE" w:bidi="ar_AE"/>
+        </w:rPr>
         <w:t>"</w:t>
       </w:r>
       <w:r>
@@ -11080,6 +11505,23 @@
         <w:rPr>
           <w:lang w:val="ar_AE" w:bidi="ar_AE"/>
         </w:rPr>
+      </w:r>
+    </w:p>
+    <w:p>
+      <w:pPr>
+        <w:bidi/>
+      </w:pPr>
+      <w:r>
+        <w:rPr>
+          <w:lang w:val="ar_AE" w:bidi="ar_AE"/>
+        </w:rPr>
+      </w:r>
+      <w:r>
+        <w:rPr>
+          <w:b/>
+          <w:lang w:val="ar_AE" w:bidi="ar_AE"/>
+        </w:rPr>
+        <w:t>οὐ μὴ πταίσητέ ποτε</w:t>
       </w:r>
     </w:p>
     <w:p>
@@ -11642,6 +12084,23 @@
           <w:b/>
           <w:lang w:val="ar_AE" w:bidi="ar_AE"/>
         </w:rPr>
+        <w:t>πλουσίως ἐπιχορηγηθήσεται ὑμῖν ἡ εἴσοδος εἰς τὴν αἰώνιον βασιλείαν</w:t>
+      </w:r>
+    </w:p>
+    <w:p>
+      <w:pPr>
+        <w:bidi/>
+      </w:pPr>
+      <w:r>
+        <w:rPr>
+          <w:lang w:val="ar_AE" w:bidi="ar_AE"/>
+        </w:rPr>
+      </w:r>
+      <w:r>
+        <w:rPr>
+          <w:b/>
+          <w:lang w:val="ar_AE" w:bidi="ar_AE"/>
+        </w:rPr>
         <w:t>"</w:t>
       </w:r>
       <w:r>
@@ -11732,6 +12191,23 @@
         <w:rPr>
           <w:lang w:val="ar_AE" w:bidi="ar_AE"/>
         </w:rPr>
+      </w:r>
+    </w:p>
+    <w:p>
+      <w:pPr>
+        <w:bidi/>
+      </w:pPr>
+      <w:r>
+        <w:rPr>
+          <w:lang w:val="ar_AE" w:bidi="ar_AE"/>
+        </w:rPr>
+      </w:r>
+      <w:r>
+        <w:rPr>
+          <w:b/>
+          <w:lang w:val="ar_AE" w:bidi="ar_AE"/>
+        </w:rPr>
+        <w:t>εἰς τὴν αἰώνιον βασιλείαν τοῦ Κυρίου ἡμῶν καὶ Σωτῆρος, Ἰησοῦ Χριστοῦ</w:t>
       </w:r>
     </w:p>
     <w:p>
@@ -12173,6 +12649,23 @@
           <w:b/>
           <w:lang w:val="ar_AE" w:bidi="ar_AE"/>
         </w:rPr>
+        <w:t>ἐστηριγμένους ἐν</w:t>
+      </w:r>
+    </w:p>
+    <w:p>
+      <w:pPr>
+        <w:bidi/>
+      </w:pPr>
+      <w:r>
+        <w:rPr>
+          <w:lang w:val="ar_AE" w:bidi="ar_AE"/>
+        </w:rPr>
+      </w:r>
+      <w:r>
+        <w:rPr>
+          <w:b/>
+          <w:lang w:val="ar_AE" w:bidi="ar_AE"/>
+        </w:rPr>
         <w:t>"</w:t>
       </w:r>
       <w:r>
@@ -12279,6 +12772,23 @@
           <w:b/>
           <w:lang w:val="ar_AE" w:bidi="ar_AE"/>
         </w:rPr>
+        <w:t>ἐστηριγμένους ἐν τῇ παρούσῃ ἀληθείᾳ</w:t>
+      </w:r>
+    </w:p>
+    <w:p>
+      <w:pPr>
+        <w:bidi/>
+      </w:pPr>
+      <w:r>
+        <w:rPr>
+          <w:lang w:val="ar_AE" w:bidi="ar_AE"/>
+        </w:rPr>
+      </w:r>
+      <w:r>
+        <w:rPr>
+          <w:b/>
+          <w:lang w:val="ar_AE" w:bidi="ar_AE"/>
+        </w:rPr>
         <w:t>"</w:t>
       </w:r>
       <w:r>
@@ -12382,6 +12892,23 @@
         <w:rPr>
           <w:lang w:val="ar_AE" w:bidi="ar_AE"/>
         </w:rPr>
+      </w:r>
+    </w:p>
+    <w:p>
+      <w:pPr>
+        <w:bidi/>
+      </w:pPr>
+      <w:r>
+        <w:rPr>
+          <w:lang w:val="ar_AE" w:bidi="ar_AE"/>
+        </w:rPr>
+      </w:r>
+      <w:r>
+        <w:rPr>
+          <w:b/>
+          <w:lang w:val="ar_AE" w:bidi="ar_AE"/>
+        </w:rPr>
+        <w:t>ἐν τῇ παρούσῃ ἀληθείᾳ</w:t>
       </w:r>
     </w:p>
     <w:p>
@@ -13459,6 +13986,23 @@
           <w:b/>
           <w:lang w:val="ar_AE" w:bidi="ar_AE"/>
         </w:rPr>
+        <w:t>ταχινή ἐστιν ἡ ἀπόθεσις τοῦ σκηνώματός μου</w:t>
+      </w:r>
+    </w:p>
+    <w:p>
+      <w:pPr>
+        <w:bidi/>
+      </w:pPr>
+      <w:r>
+        <w:rPr>
+          <w:lang w:val="ar_AE" w:bidi="ar_AE"/>
+        </w:rPr>
+      </w:r>
+      <w:r>
+        <w:rPr>
+          <w:b/>
+          <w:lang w:val="ar_AE" w:bidi="ar_AE"/>
+        </w:rPr>
         <w:t>"</w:t>
       </w:r>
       <w:r>
@@ -13578,6 +14122,23 @@
           <w:b/>
           <w:lang w:val="ar_AE" w:bidi="ar_AE"/>
         </w:rPr>
+        <w:t>ταχινή ἐστιν ἡ ἀπόθεσις τοῦ σκηνώματός μου</w:t>
+      </w:r>
+    </w:p>
+    <w:p>
+      <w:pPr>
+        <w:bidi/>
+      </w:pPr>
+      <w:r>
+        <w:rPr>
+          <w:lang w:val="ar_AE" w:bidi="ar_AE"/>
+        </w:rPr>
+      </w:r>
+      <w:r>
+        <w:rPr>
+          <w:b/>
+          <w:lang w:val="ar_AE" w:bidi="ar_AE"/>
+        </w:rPr>
         <w:t>"</w:t>
       </w:r>
       <w:r>
@@ -13704,6 +14265,23 @@
           <w:b/>
           <w:lang w:val="ar_AE" w:bidi="ar_AE"/>
         </w:rPr>
+        <w:t>καθὼς καὶ ὁ Κύριος ἡμῶν, Ἰησοῦς Χριστὸς, ἐδήλωσέν μοι</w:t>
+      </w:r>
+    </w:p>
+    <w:p>
+      <w:pPr>
+        <w:bidi/>
+      </w:pPr>
+      <w:r>
+        <w:rPr>
+          <w:lang w:val="ar_AE" w:bidi="ar_AE"/>
+        </w:rPr>
+      </w:r>
+      <w:r>
+        <w:rPr>
+          <w:b/>
+          <w:lang w:val="ar_AE" w:bidi="ar_AE"/>
+        </w:rPr>
         <w:t>"</w:t>
       </w:r>
       <w:r>
@@ -13902,6 +14480,23 @@
         <w:rPr>
           <w:lang w:val="ar_AE" w:bidi="ar_AE"/>
         </w:rPr>
+      </w:r>
+    </w:p>
+    <w:p>
+      <w:pPr>
+        <w:bidi/>
+      </w:pPr>
+      <w:r>
+        <w:rPr>
+          <w:lang w:val="ar_AE" w:bidi="ar_AE"/>
+        </w:rPr>
+      </w:r>
+      <w:r>
+        <w:rPr>
+          <w:b/>
+          <w:lang w:val="ar_AE" w:bidi="ar_AE"/>
+        </w:rPr>
+        <w:t>ἑκάστοτε, ἔχειν ὑμᾶς &amp; τὴν τούτων μνήμην ποιεῖσθαι</w:t>
       </w:r>
     </w:p>
     <w:p>
@@ -14493,6 +15088,23 @@
           <w:b/>
           <w:lang w:val="ar_AE" w:bidi="ar_AE"/>
         </w:rPr>
+        <w:t>οὐ &amp; ἐγνωρίσαμεν</w:t>
+      </w:r>
+    </w:p>
+    <w:p>
+      <w:pPr>
+        <w:bidi/>
+      </w:pPr>
+      <w:r>
+        <w:rPr>
+          <w:lang w:val="ar_AE" w:bidi="ar_AE"/>
+        </w:rPr>
+      </w:r>
+      <w:r>
+        <w:rPr>
+          <w:b/>
+          <w:lang w:val="ar_AE" w:bidi="ar_AE"/>
+        </w:rPr>
         <w:t>"إ</w:t>
       </w:r>
       <w:r>
@@ -14856,6 +15468,23 @@
           <w:b/>
           <w:lang w:val="ar_AE" w:bidi="ar_AE"/>
         </w:rPr>
+        <w:t>τοῦ Κυρίου ἡμῶν Ἰησοῦ Χριστοῦ</w:t>
+      </w:r>
+    </w:p>
+    <w:p>
+      <w:pPr>
+        <w:bidi/>
+      </w:pPr>
+      <w:r>
+        <w:rPr>
+          <w:lang w:val="ar_AE" w:bidi="ar_AE"/>
+        </w:rPr>
+      </w:r>
+      <w:r>
+        <w:rPr>
+          <w:b/>
+          <w:lang w:val="ar_AE" w:bidi="ar_AE"/>
+        </w:rPr>
         <w:t>"</w:t>
       </w:r>
       <w:r>
@@ -15054,6 +15683,23 @@
         <w:rPr>
           <w:lang w:val="ar_AE" w:bidi="ar_AE"/>
         </w:rPr>
+      </w:r>
+    </w:p>
+    <w:p>
+      <w:pPr>
+        <w:bidi/>
+      </w:pPr>
+      <w:r>
+        <w:rPr>
+          <w:lang w:val="ar_AE" w:bidi="ar_AE"/>
+        </w:rPr>
+      </w:r>
+      <w:r>
+        <w:rPr>
+          <w:b/>
+          <w:lang w:val="ar_AE" w:bidi="ar_AE"/>
+        </w:rPr>
+        <w:t>τῆς ἐκείνου μεγαλειότητος</w:t>
       </w:r>
     </w:p>
     <w:p>
@@ -15460,6 +16106,23 @@
           <w:b/>
           <w:lang w:val="ar_AE" w:bidi="ar_AE"/>
         </w:rPr>
+        <w:t>παρὰ Θεοῦ Πατρὸς</w:t>
+      </w:r>
+    </w:p>
+    <w:p>
+      <w:pPr>
+        <w:bidi/>
+      </w:pPr>
+      <w:r>
+        <w:rPr>
+          <w:lang w:val="ar_AE" w:bidi="ar_AE"/>
+        </w:rPr>
+      </w:r>
+      <w:r>
+        <w:rPr>
+          <w:b/>
+          <w:lang w:val="ar_AE" w:bidi="ar_AE"/>
+        </w:rPr>
         <w:t>"</w:t>
       </w:r>
       <w:r>
@@ -15573,6 +16236,23 @@
           <w:b/>
           <w:lang w:val="ar_AE" w:bidi="ar_AE"/>
         </w:rPr>
+        <w:t>λαβὼν &amp; παρὰ Θεοῦ Πατρὸς τιμὴν καὶ δόξαν</w:t>
+      </w:r>
+    </w:p>
+    <w:p>
+      <w:pPr>
+        <w:bidi/>
+      </w:pPr>
+      <w:r>
+        <w:rPr>
+          <w:lang w:val="ar_AE" w:bidi="ar_AE"/>
+        </w:rPr>
+      </w:r>
+      <w:r>
+        <w:rPr>
+          <w:b/>
+          <w:lang w:val="ar_AE" w:bidi="ar_AE"/>
+        </w:rPr>
         <w:t>"</w:t>
       </w:r>
       <w:r>
@@ -15705,6 +16385,23 @@
           <w:b/>
           <w:lang w:val="ar_AE" w:bidi="ar_AE"/>
         </w:rPr>
+        <w:t>φωνῆς ἐνεχθείσης αὐτῷ τοιᾶσδε ὑπὸ τῆς Μεγαλοπρεποῦς Δόξης</w:t>
+      </w:r>
+    </w:p>
+    <w:p>
+      <w:pPr>
+        <w:bidi/>
+      </w:pPr>
+      <w:r>
+        <w:rPr>
+          <w:lang w:val="ar_AE" w:bidi="ar_AE"/>
+        </w:rPr>
+      </w:r>
+      <w:r>
+        <w:rPr>
+          <w:b/>
+          <w:lang w:val="ar_AE" w:bidi="ar_AE"/>
+        </w:rPr>
         <w:t>"</w:t>
       </w:r>
       <w:r>
@@ -15811,6 +16508,23 @@
           <w:b/>
           <w:lang w:val="ar_AE" w:bidi="ar_AE"/>
         </w:rPr>
+        <w:t>φωνῆς ἐνεχθείσης αὐτῷ τοιᾶσδε ὑπὸ τῆς Μεγαλοπρεποῦς Δόξης</w:t>
+      </w:r>
+    </w:p>
+    <w:p>
+      <w:pPr>
+        <w:bidi/>
+      </w:pPr>
+      <w:r>
+        <w:rPr>
+          <w:lang w:val="ar_AE" w:bidi="ar_AE"/>
+        </w:rPr>
+      </w:r>
+      <w:r>
+        <w:rPr>
+          <w:b/>
+          <w:lang w:val="ar_AE" w:bidi="ar_AE"/>
+        </w:rPr>
         <w:t>"</w:t>
       </w:r>
       <w:r>
@@ -16319,6 +17033,23 @@
           <w:b/>
           <w:lang w:val="ar_AE" w:bidi="ar_AE"/>
         </w:rPr>
+        <w:t>μου &amp; μου &amp; ἐγὼ</w:t>
+      </w:r>
+    </w:p>
+    <w:p>
+      <w:pPr>
+        <w:bidi/>
+      </w:pPr>
+      <w:r>
+        <w:rPr>
+          <w:lang w:val="ar_AE" w:bidi="ar_AE"/>
+        </w:rPr>
+      </w:r>
+      <w:r>
+        <w:rPr>
+          <w:b/>
+          <w:lang w:val="ar_AE" w:bidi="ar_AE"/>
+        </w:rPr>
         <w:t>"</w:t>
       </w:r>
       <w:r>
@@ -16438,6 +17169,23 @@
           <w:b/>
           <w:lang w:val="ar_AE" w:bidi="ar_AE"/>
         </w:rPr>
+        <w:t>ταύτην τὴν φωνὴν ἡμεῖς ἠκούσαμεν ἐξ οὐρανοῦ, ἐνεχθεῖσαν</w:t>
+      </w:r>
+    </w:p>
+    <w:p>
+      <w:pPr>
+        <w:bidi/>
+      </w:pPr>
+      <w:r>
+        <w:rPr>
+          <w:lang w:val="ar_AE" w:bidi="ar_AE"/>
+        </w:rPr>
+      </w:r>
+      <w:r>
+        <w:rPr>
+          <w:b/>
+          <w:lang w:val="ar_AE" w:bidi="ar_AE"/>
+        </w:rPr>
         <w:t>"</w:t>
       </w:r>
       <w:r>
@@ -16541,6 +17289,23 @@
         <w:rPr>
           <w:lang w:val="ar_AE" w:bidi="ar_AE"/>
         </w:rPr>
+      </w:r>
+    </w:p>
+    <w:p>
+      <w:pPr>
+        <w:bidi/>
+      </w:pPr>
+      <w:r>
+        <w:rPr>
+          <w:lang w:val="ar_AE" w:bidi="ar_AE"/>
+        </w:rPr>
+      </w:r>
+      <w:r>
+        <w:rPr>
+          <w:b/>
+          <w:lang w:val="ar_AE" w:bidi="ar_AE"/>
+        </w:rPr>
+        <w:t>ἐξ οὐρανοῦ, ἐνεχθεῖσαν</w:t>
       </w:r>
     </w:p>
     <w:p>
@@ -17440,6 +18205,23 @@
           <w:b/>
           <w:lang w:val="ar_AE" w:bidi="ar_AE"/>
         </w:rPr>
+        <w:t>ᾧ καλῶς ποιεῖτε προσέχοντες</w:t>
+      </w:r>
+    </w:p>
+    <w:p>
+      <w:pPr>
+        <w:bidi/>
+      </w:pPr>
+      <w:r>
+        <w:rPr>
+          <w:lang w:val="ar_AE" w:bidi="ar_AE"/>
+        </w:rPr>
+      </w:r>
+      <w:r>
+        <w:rPr>
+          <w:b/>
+          <w:lang w:val="ar_AE" w:bidi="ar_AE"/>
+        </w:rPr>
         <w:t>"</w:t>
       </w:r>
       <w:r>
@@ -19034,6 +19816,23 @@
           <w:b/>
           <w:lang w:val="ar_AE" w:bidi="ar_AE"/>
         </w:rPr>
+        <w:t>οὐ &amp; θελήματι ἀνθρώπου ἠνέχθη προφητεία ποτέ</w:t>
+      </w:r>
+    </w:p>
+    <w:p>
+      <w:pPr>
+        <w:bidi/>
+      </w:pPr>
+      <w:r>
+        <w:rPr>
+          <w:lang w:val="ar_AE" w:bidi="ar_AE"/>
+        </w:rPr>
+      </w:r>
+      <w:r>
+        <w:rPr>
+          <w:b/>
+          <w:lang w:val="ar_AE" w:bidi="ar_AE"/>
+        </w:rPr>
         <w:t>"</w:t>
       </w:r>
       <w:r>
@@ -19140,6 +19939,23 @@
           <w:b/>
           <w:lang w:val="ar_AE" w:bidi="ar_AE"/>
         </w:rPr>
+        <w:t>οὐ &amp; θελήματι ἀνθρώπου ἠνέχθη προφητεία ποτέ</w:t>
+      </w:r>
+    </w:p>
+    <w:p>
+      <w:pPr>
+        <w:bidi/>
+      </w:pPr>
+      <w:r>
+        <w:rPr>
+          <w:lang w:val="ar_AE" w:bidi="ar_AE"/>
+        </w:rPr>
+      </w:r>
+      <w:r>
+        <w:rPr>
+          <w:b/>
+          <w:lang w:val="ar_AE" w:bidi="ar_AE"/>
+        </w:rPr>
         <w:t>"</w:t>
       </w:r>
       <w:r>
@@ -19395,6 +20211,23 @@
           <w:b/>
           <w:lang w:val="ar_AE" w:bidi="ar_AE"/>
         </w:rPr>
+        <w:t>ὑπὸ Πνεύματος Ἁγίου φερόμενοι, ἐλάλησαν ἀπὸ Θεοῦ ἄνθρωποι</w:t>
+      </w:r>
+    </w:p>
+    <w:p>
+      <w:pPr>
+        <w:bidi/>
+      </w:pPr>
+      <w:r>
+        <w:rPr>
+          <w:lang w:val="ar_AE" w:bidi="ar_AE"/>
+        </w:rPr>
+      </w:r>
+      <w:r>
+        <w:rPr>
+          <w:b/>
+          <w:lang w:val="ar_AE" w:bidi="ar_AE"/>
+        </w:rPr>
         <w:t>"</w:t>
       </w:r>
       <w:r>
@@ -19929,6 +20762,23 @@
           <w:b/>
           <w:lang w:val="ar_AE" w:bidi="ar_AE"/>
         </w:rPr>
+        <w:t>αἱρέσεις ἀπωλείας</w:t>
+      </w:r>
+    </w:p>
+    <w:p>
+      <w:pPr>
+        <w:bidi/>
+      </w:pPr>
+      <w:r>
+        <w:rPr>
+          <w:lang w:val="ar_AE" w:bidi="ar_AE"/>
+        </w:rPr>
+      </w:r>
+      <w:r>
+        <w:rPr>
+          <w:b/>
+          <w:lang w:val="ar_AE" w:bidi="ar_AE"/>
+        </w:rPr>
         <w:t>"</w:t>
       </w:r>
       <w:r>
@@ -20454,6 +21304,23 @@
           <w:b/>
           <w:lang w:val="ar_AE" w:bidi="ar_AE"/>
         </w:rPr>
+        <w:t>τὸν ἀγοράσαντα αὐτοὺς Δεσπότην</w:t>
+      </w:r>
+    </w:p>
+    <w:p>
+      <w:pPr>
+        <w:bidi/>
+      </w:pPr>
+      <w:r>
+        <w:rPr>
+          <w:lang w:val="ar_AE" w:bidi="ar_AE"/>
+        </w:rPr>
+      </w:r>
+      <w:r>
+        <w:rPr>
+          <w:b/>
+          <w:lang w:val="ar_AE" w:bidi="ar_AE"/>
+        </w:rPr>
         <w:t>"</w:t>
       </w:r>
       <w:r>
@@ -20939,6 +21806,23 @@
           <w:b/>
           <w:lang w:val="ar_AE" w:bidi="ar_AE"/>
         </w:rPr>
+        <w:t>ἐπάγοντες ἑαυτοῖς ταχινὴν ἀπώλειαν</w:t>
+      </w:r>
+    </w:p>
+    <w:p>
+      <w:pPr>
+        <w:bidi/>
+      </w:pPr>
+      <w:r>
+        <w:rPr>
+          <w:lang w:val="ar_AE" w:bidi="ar_AE"/>
+        </w:rPr>
+      </w:r>
+      <w:r>
+        <w:rPr>
+          <w:b/>
+          <w:lang w:val="ar_AE" w:bidi="ar_AE"/>
+        </w:rPr>
         <w:t>"</w:t>
       </w:r>
       <w:r>
@@ -21995,6 +22879,23 @@
           <w:b/>
           <w:lang w:val="ar_AE" w:bidi="ar_AE"/>
         </w:rPr>
+        <w:t>ἡ ὁδὸς τῆς ἀληθείας βλασφημηθήσεται</w:t>
+      </w:r>
+    </w:p>
+    <w:p>
+      <w:pPr>
+        <w:bidi/>
+      </w:pPr>
+      <w:r>
+        <w:rPr>
+          <w:lang w:val="ar_AE" w:bidi="ar_AE"/>
+        </w:rPr>
+      </w:r>
+      <w:r>
+        <w:rPr>
+          <w:b/>
+          <w:lang w:val="ar_AE" w:bidi="ar_AE"/>
+        </w:rPr>
         <w:t>"</w:t>
       </w:r>
       <w:r>
@@ -22085,6 +22986,23 @@
         <w:rPr>
           <w:lang w:val="ar_AE" w:bidi="ar_AE"/>
         </w:rPr>
+      </w:r>
+    </w:p>
+    <w:p>
+      <w:pPr>
+        <w:bidi/>
+      </w:pPr>
+      <w:r>
+        <w:rPr>
+          <w:lang w:val="ar_AE" w:bidi="ar_AE"/>
+        </w:rPr>
+      </w:r>
+      <w:r>
+        <w:rPr>
+          <w:b/>
+          <w:lang w:val="ar_AE" w:bidi="ar_AE"/>
+        </w:rPr>
+        <w:t>ἡ ὁδὸς τῆς ἀληθείας βλασφημηθήσεται</w:t>
       </w:r>
     </w:p>
     <w:p>
@@ -23010,6 +23928,23 @@
           <w:b/>
           <w:lang w:val="ar_AE" w:bidi="ar_AE"/>
         </w:rPr>
+        <w:t>οἷς τὸ κρίμα ἔκπαλαι οὐκ ἀργεῖ</w:t>
+      </w:r>
+    </w:p>
+    <w:p>
+      <w:pPr>
+        <w:bidi/>
+      </w:pPr>
+      <w:r>
+        <w:rPr>
+          <w:lang w:val="ar_AE" w:bidi="ar_AE"/>
+        </w:rPr>
+      </w:r>
+      <w:r>
+        <w:rPr>
+          <w:b/>
+          <w:lang w:val="ar_AE" w:bidi="ar_AE"/>
+        </w:rPr>
         <w:t>"</w:t>
       </w:r>
       <w:r>
@@ -23141,6 +24076,23 @@
           <w:b/>
           <w:lang w:val="ar_AE" w:bidi="ar_AE"/>
         </w:rPr>
+        <w:t>οἷς τὸ κρίμα ἔκπαλαι οὐκ ἀργεῖ</w:t>
+      </w:r>
+    </w:p>
+    <w:p>
+      <w:pPr>
+        <w:bidi/>
+      </w:pPr>
+      <w:r>
+        <w:rPr>
+          <w:lang w:val="ar_AE" w:bidi="ar_AE"/>
+        </w:rPr>
+      </w:r>
+      <w:r>
+        <w:rPr>
+          <w:b/>
+          <w:lang w:val="ar_AE" w:bidi="ar_AE"/>
+        </w:rPr>
         <w:t>"</w:t>
       </w:r>
       <w:r>
@@ -23238,6 +24190,23 @@
           <w:b/>
           <w:lang w:val="ar_AE" w:bidi="ar_AE"/>
         </w:rPr>
+        <w:t>οἷς τὸ κρίμα ἔκπαλαι οὐκ ἀργεῖ, καὶ ἡ ἀπώλεια αὐτῶν οὐ νυστάζει</w:t>
+      </w:r>
+    </w:p>
+    <w:p>
+      <w:pPr>
+        <w:bidi/>
+      </w:pPr>
+      <w:r>
+        <w:rPr>
+          <w:lang w:val="ar_AE" w:bidi="ar_AE"/>
+        </w:rPr>
+      </w:r>
+      <w:r>
+        <w:rPr>
+          <w:b/>
+          <w:lang w:val="ar_AE" w:bidi="ar_AE"/>
+        </w:rPr>
         <w:t>"</w:t>
       </w:r>
       <w:r>
@@ -23344,6 +24313,23 @@
           <w:b/>
           <w:lang w:val="ar_AE" w:bidi="ar_AE"/>
         </w:rPr>
+        <w:t>οἷς τὸ κρίμα ἔκπαλαι οὐκ ἀργεῖ, καὶ ἡ ἀπώλεια αὐτῶν οὐ νυστάζει</w:t>
+      </w:r>
+    </w:p>
+    <w:p>
+      <w:pPr>
+        <w:bidi/>
+      </w:pPr>
+      <w:r>
+        <w:rPr>
+          <w:lang w:val="ar_AE" w:bidi="ar_AE"/>
+        </w:rPr>
+      </w:r>
+      <w:r>
+        <w:rPr>
+          <w:b/>
+          <w:lang w:val="ar_AE" w:bidi="ar_AE"/>
+        </w:rPr>
         <w:t>"</w:t>
       </w:r>
       <w:r>
@@ -23450,6 +24436,23 @@
           <w:b/>
           <w:lang w:val="ar_AE" w:bidi="ar_AE"/>
         </w:rPr>
+        <w:t>τὸ κρίμα ἔκπαλαι οὐκ ἀργεῖ, καὶ ἡ ἀπώλεια αὐτῶν οὐ νυστάζει</w:t>
+      </w:r>
+    </w:p>
+    <w:p>
+      <w:pPr>
+        <w:bidi/>
+      </w:pPr>
+      <w:r>
+        <w:rPr>
+          <w:lang w:val="ar_AE" w:bidi="ar_AE"/>
+        </w:rPr>
+      </w:r>
+      <w:r>
+        <w:rPr>
+          <w:b/>
+          <w:lang w:val="ar_AE" w:bidi="ar_AE"/>
+        </w:rPr>
         <w:t>"</w:t>
       </w:r>
       <w:r>
@@ -23592,6 +24595,23 @@
         <w:rPr>
           <w:lang w:val="ar_AE" w:bidi="ar_AE"/>
         </w:rPr>
+      </w:r>
+    </w:p>
+    <w:p>
+      <w:pPr>
+        <w:bidi/>
+      </w:pPr>
+      <w:r>
+        <w:rPr>
+          <w:lang w:val="ar_AE" w:bidi="ar_AE"/>
+        </w:rPr>
+      </w:r>
+      <w:r>
+        <w:rPr>
+          <w:b/>
+          <w:lang w:val="ar_AE" w:bidi="ar_AE"/>
+        </w:rPr>
+        <w:t>οἷς τὸ κρίμα ἔκπαλαι οὐκ ἀργεῖ, καὶ ἡ ἀπώλεια αὐτῶν οὐ νυστάζει</w:t>
       </w:r>
     </w:p>
     <w:p>
@@ -24124,6 +25144,23 @@
           <w:b/>
           <w:lang w:val="ar_AE" w:bidi="ar_AE"/>
         </w:rPr>
+        <w:t>ἀγγέλων ἁμαρτησάντων</w:t>
+      </w:r>
+    </w:p>
+    <w:p>
+      <w:pPr>
+        <w:bidi/>
+      </w:pPr>
+      <w:r>
+        <w:rPr>
+          <w:lang w:val="ar_AE" w:bidi="ar_AE"/>
+        </w:rPr>
+      </w:r>
+      <w:r>
+        <w:rPr>
+          <w:b/>
+          <w:lang w:val="ar_AE" w:bidi="ar_AE"/>
+        </w:rPr>
         <w:t>"</w:t>
       </w:r>
       <w:r>
@@ -25547,6 +26584,23 @@
           <w:b/>
           <w:lang w:val="ar_AE" w:bidi="ar_AE"/>
         </w:rPr>
+        <w:t>ἀρχαίου κόσμου οὐκ ἐφείσατο</w:t>
+      </w:r>
+    </w:p>
+    <w:p>
+      <w:pPr>
+        <w:bidi/>
+      </w:pPr>
+      <w:r>
+        <w:rPr>
+          <w:lang w:val="ar_AE" w:bidi="ar_AE"/>
+        </w:rPr>
+      </w:r>
+      <w:r>
+        <w:rPr>
+          <w:b/>
+          <w:lang w:val="ar_AE" w:bidi="ar_AE"/>
+        </w:rPr>
         <w:t>"</w:t>
       </w:r>
       <w:r>
@@ -26447,6 +27501,23 @@
           <w:b/>
           <w:lang w:val="ar_AE" w:bidi="ar_AE"/>
         </w:rPr>
+        <w:t>κατακλυσμὸν κόσμῳ ἀσεβῶν ἐπάξας</w:t>
+      </w:r>
+    </w:p>
+    <w:p>
+      <w:pPr>
+        <w:bidi/>
+      </w:pPr>
+      <w:r>
+        <w:rPr>
+          <w:lang w:val="ar_AE" w:bidi="ar_AE"/>
+        </w:rPr>
+      </w:r>
+      <w:r>
+        <w:rPr>
+          <w:b/>
+          <w:lang w:val="ar_AE" w:bidi="ar_AE"/>
+        </w:rPr>
         <w:t>"</w:t>
       </w:r>
       <w:r>
@@ -26824,6 +27895,23 @@
           <w:b/>
           <w:lang w:val="ar_AE" w:bidi="ar_AE"/>
         </w:rPr>
+        <w:t>καὶ πόλεις Σοδόμων καὶ Γομόρρας τεφρώσας καταστροφῇ κατέκρινεν</w:t>
+      </w:r>
+    </w:p>
+    <w:p>
+      <w:pPr>
+        <w:bidi/>
+      </w:pPr>
+      <w:r>
+        <w:rPr>
+          <w:lang w:val="ar_AE" w:bidi="ar_AE"/>
+        </w:rPr>
+      </w:r>
+      <w:r>
+        <w:rPr>
+          <w:b/>
+          <w:lang w:val="ar_AE" w:bidi="ar_AE"/>
+        </w:rPr>
         <w:t>"</w:t>
       </w:r>
       <w:r>
@@ -26930,6 +28018,23 @@
           <w:b/>
           <w:lang w:val="ar_AE" w:bidi="ar_AE"/>
         </w:rPr>
+        <w:t>πόλεις Σοδόμων καὶ Γομόρρας τεφρώσας</w:t>
+      </w:r>
+    </w:p>
+    <w:p>
+      <w:pPr>
+        <w:bidi/>
+      </w:pPr>
+      <w:r>
+        <w:rPr>
+          <w:lang w:val="ar_AE" w:bidi="ar_AE"/>
+        </w:rPr>
+      </w:r>
+      <w:r>
+        <w:rPr>
+          <w:b/>
+          <w:lang w:val="ar_AE" w:bidi="ar_AE"/>
+        </w:rPr>
         <w:t>"</w:t>
       </w:r>
       <w:r>
@@ -27027,6 +28132,23 @@
           <w:b/>
           <w:lang w:val="ar_AE" w:bidi="ar_AE"/>
         </w:rPr>
+        <w:t>καταστροφῇ κατέκρινεν</w:t>
+      </w:r>
+    </w:p>
+    <w:p>
+      <w:pPr>
+        <w:bidi/>
+      </w:pPr>
+      <w:r>
+        <w:rPr>
+          <w:lang w:val="ar_AE" w:bidi="ar_AE"/>
+        </w:rPr>
+      </w:r>
+      <w:r>
+        <w:rPr>
+          <w:b/>
+          <w:lang w:val="ar_AE" w:bidi="ar_AE"/>
+        </w:rPr>
         <w:t>"</w:t>
       </w:r>
       <w:r>
@@ -27266,6 +28388,23 @@
         <w:rPr>
           <w:lang w:val="ar_AE" w:bidi="ar_AE"/>
         </w:rPr>
+      </w:r>
+    </w:p>
+    <w:p>
+      <w:pPr>
+        <w:bidi/>
+      </w:pPr>
+      <w:r>
+        <w:rPr>
+          <w:lang w:val="ar_AE" w:bidi="ar_AE"/>
+        </w:rPr>
+      </w:r>
+      <w:r>
+        <w:rPr>
+          <w:b/>
+          <w:lang w:val="ar_AE" w:bidi="ar_AE"/>
+        </w:rPr>
+        <w:t>ὑπόδειγμα μελλόντων ἀσεβέσιν τεθεικώς</w:t>
       </w:r>
     </w:p>
     <w:p>
@@ -27819,6 +28958,23 @@
           <w:b/>
           <w:lang w:val="ar_AE" w:bidi="ar_AE"/>
         </w:rPr>
+        <w:t>καταπονούμενον ὑπὸ τῆς τῶν ἀθέσμων ἐν ἀσελγείᾳ ἀναστροφῆς</w:t>
+      </w:r>
+    </w:p>
+    <w:p>
+      <w:pPr>
+        <w:bidi/>
+      </w:pPr>
+      <w:r>
+        <w:rPr>
+          <w:lang w:val="ar_AE" w:bidi="ar_AE"/>
+        </w:rPr>
+      </w:r>
+      <w:r>
+        <w:rPr>
+          <w:b/>
+          <w:lang w:val="ar_AE" w:bidi="ar_AE"/>
+        </w:rPr>
         <w:t>"</w:t>
       </w:r>
       <w:r>
@@ -27938,6 +29094,23 @@
           <w:b/>
           <w:lang w:val="ar_AE" w:bidi="ar_AE"/>
         </w:rPr>
+        <w:t>καταπονούμενον ὑπὸ τῆς τῶν ἀθέσμων ἐν ἀσελγείᾳ ἀναστροφῆς</w:t>
+      </w:r>
+    </w:p>
+    <w:p>
+      <w:pPr>
+        <w:bidi/>
+      </w:pPr>
+      <w:r>
+        <w:rPr>
+          <w:lang w:val="ar_AE" w:bidi="ar_AE"/>
+        </w:rPr>
+      </w:r>
+      <w:r>
+        <w:rPr>
+          <w:b/>
+          <w:lang w:val="ar_AE" w:bidi="ar_AE"/>
+        </w:rPr>
         <w:t>"</w:t>
       </w:r>
       <w:r>
@@ -28044,6 +29217,23 @@
           <w:b/>
           <w:lang w:val="ar_AE" w:bidi="ar_AE"/>
         </w:rPr>
+        <w:t>ὑπὸ τῆς τῶν ἀθέσμων ἐν ἀσελγείᾳ ἀναστροφῆς</w:t>
+      </w:r>
+    </w:p>
+    <w:p>
+      <w:pPr>
+        <w:bidi/>
+      </w:pPr>
+      <w:r>
+        <w:rPr>
+          <w:lang w:val="ar_AE" w:bidi="ar_AE"/>
+        </w:rPr>
+      </w:r>
+      <w:r>
+        <w:rPr>
+          <w:b/>
+          <w:lang w:val="ar_AE" w:bidi="ar_AE"/>
+        </w:rPr>
         <w:t>"</w:t>
       </w:r>
       <w:r>
@@ -28163,6 +29353,23 @@
           <w:b/>
           <w:lang w:val="ar_AE" w:bidi="ar_AE"/>
         </w:rPr>
+        <w:t>ὑπὸ τῆς τῶν ἀθέσμων &amp; ἀναστροφῆς</w:t>
+      </w:r>
+    </w:p>
+    <w:p>
+      <w:pPr>
+        <w:bidi/>
+      </w:pPr>
+      <w:r>
+        <w:rPr>
+          <w:lang w:val="ar_AE" w:bidi="ar_AE"/>
+        </w:rPr>
+      </w:r>
+      <w:r>
+        <w:rPr>
+          <w:b/>
+          <w:lang w:val="ar_AE" w:bidi="ar_AE"/>
+        </w:rPr>
         <w:t>"</w:t>
       </w:r>
       <w:r>
@@ -28282,6 +29489,23 @@
           <w:b/>
           <w:lang w:val="ar_AE" w:bidi="ar_AE"/>
         </w:rPr>
+        <w:t>τῆς τῶν ἀθέσμων ἐν ἀσελγείᾳ ἀναστροφῆς</w:t>
+      </w:r>
+    </w:p>
+    <w:p>
+      <w:pPr>
+        <w:bidi/>
+      </w:pPr>
+      <w:r>
+        <w:rPr>
+          <w:lang w:val="ar_AE" w:bidi="ar_AE"/>
+        </w:rPr>
+      </w:r>
+      <w:r>
+        <w:rPr>
+          <w:b/>
+          <w:lang w:val="ar_AE" w:bidi="ar_AE"/>
+        </w:rPr>
         <w:t>"</w:t>
       </w:r>
       <w:r>
@@ -28376,6 +29600,23 @@
         <w:rPr>
           <w:lang w:val="ar_AE" w:bidi="ar_AE"/>
         </w:rPr>
+      </w:r>
+    </w:p>
+    <w:p>
+      <w:pPr>
+        <w:bidi/>
+      </w:pPr>
+      <w:r>
+        <w:rPr>
+          <w:lang w:val="ar_AE" w:bidi="ar_AE"/>
+        </w:rPr>
+      </w:r>
+      <w:r>
+        <w:rPr>
+          <w:b/>
+          <w:lang w:val="ar_AE" w:bidi="ar_AE"/>
+        </w:rPr>
+        <w:t>τῆς τῶν ἀθέσμων ἐν ἀσελγείᾳ ἀναστροφῆς</w:t>
       </w:r>
     </w:p>
     <w:p>
@@ -28794,6 +30035,23 @@
           <w:b/>
           <w:lang w:val="ar_AE" w:bidi="ar_AE"/>
         </w:rPr>
+        <w:t>βλέμματι γὰρ καὶ ἀκοῇ</w:t>
+      </w:r>
+    </w:p>
+    <w:p>
+      <w:pPr>
+        <w:bidi/>
+      </w:pPr>
+      <w:r>
+        <w:rPr>
+          <w:lang w:val="ar_AE" w:bidi="ar_AE"/>
+        </w:rPr>
+      </w:r>
+      <w:r>
+        <w:rPr>
+          <w:b/>
+          <w:lang w:val="ar_AE" w:bidi="ar_AE"/>
+        </w:rPr>
         <w:t>"</w:t>
       </w:r>
       <w:r>
@@ -29049,6 +30307,23 @@
           <w:b/>
           <w:lang w:val="ar_AE" w:bidi="ar_AE"/>
         </w:rPr>
+        <w:t>ἐνκατοικῶν ἐν αὐτοῖς</w:t>
+      </w:r>
+    </w:p>
+    <w:p>
+      <w:pPr>
+        <w:bidi/>
+      </w:pPr>
+      <w:r>
+        <w:rPr>
+          <w:lang w:val="ar_AE" w:bidi="ar_AE"/>
+        </w:rPr>
+      </w:r>
+      <w:r>
+        <w:rPr>
+          <w:b/>
+          <w:lang w:val="ar_AE" w:bidi="ar_AE"/>
+        </w:rPr>
         <w:t>"</w:t>
       </w:r>
       <w:r>
@@ -29402,6 +30677,23 @@
         <w:rPr>
           <w:lang w:val="ar_AE" w:bidi="ar_AE"/>
         </w:rPr>
+      </w:r>
+    </w:p>
+    <w:p>
+      <w:pPr>
+        <w:bidi/>
+      </w:pPr>
+      <w:r>
+        <w:rPr>
+          <w:lang w:val="ar_AE" w:bidi="ar_AE"/>
+        </w:rPr>
+      </w:r>
+      <w:r>
+        <w:rPr>
+          <w:b/>
+          <w:lang w:val="ar_AE" w:bidi="ar_AE"/>
+        </w:rPr>
+        <w:t>ψυχὴν δικαίαν &amp; ἐβασάνιζεν</w:t>
       </w:r>
     </w:p>
     <w:p>
@@ -29853,6 +31145,23 @@
           <w:b/>
           <w:lang w:val="ar_AE" w:bidi="ar_AE"/>
         </w:rPr>
+        <w:t>ἀδίκους δὲ εἰς ἡμέραν κρίσεως κολαζομένους τηρεῖν</w:t>
+      </w:r>
+    </w:p>
+    <w:p>
+      <w:pPr>
+        <w:bidi/>
+      </w:pPr>
+      <w:r>
+        <w:rPr>
+          <w:lang w:val="ar_AE" w:bidi="ar_AE"/>
+        </w:rPr>
+      </w:r>
+      <w:r>
+        <w:rPr>
+          <w:b/>
+          <w:lang w:val="ar_AE" w:bidi="ar_AE"/>
+        </w:rPr>
         <w:t>"</w:t>
       </w:r>
       <w:r>
@@ -29972,6 +31281,23 @@
           <w:b/>
           <w:lang w:val="ar_AE" w:bidi="ar_AE"/>
         </w:rPr>
+        <w:t>πειρασμοῦ &amp; ἀδίκους δὲ εἰς ἡμέραν κρίσεως κολαζομένους τηρεῖν</w:t>
+      </w:r>
+    </w:p>
+    <w:p>
+      <w:pPr>
+        <w:bidi/>
+      </w:pPr>
+      <w:r>
+        <w:rPr>
+          <w:lang w:val="ar_AE" w:bidi="ar_AE"/>
+        </w:rPr>
+      </w:r>
+      <w:r>
+        <w:rPr>
+          <w:b/>
+          <w:lang w:val="ar_AE" w:bidi="ar_AE"/>
+        </w:rPr>
         <w:t>"</w:t>
       </w:r>
       <w:r>
@@ -30214,6 +31540,23 @@
           <w:b/>
           <w:lang w:val="ar_AE" w:bidi="ar_AE"/>
         </w:rPr>
+        <w:t>ἀδίκους &amp; κολαζομένους τηρεῖν</w:t>
+      </w:r>
+    </w:p>
+    <w:p>
+      <w:pPr>
+        <w:bidi/>
+      </w:pPr>
+      <w:r>
+        <w:rPr>
+          <w:lang w:val="ar_AE" w:bidi="ar_AE"/>
+        </w:rPr>
+      </w:r>
+      <w:r>
+        <w:rPr>
+          <w:b/>
+          <w:lang w:val="ar_AE" w:bidi="ar_AE"/>
+        </w:rPr>
         <w:t>"</w:t>
       </w:r>
       <w:r>
@@ -30998,6 +32341,23 @@
           <w:b/>
           <w:lang w:val="ar_AE" w:bidi="ar_AE"/>
         </w:rPr>
+        <w:t>ἐν ἐπιθυμίᾳ μιασμοῦ</w:t>
+      </w:r>
+    </w:p>
+    <w:p>
+      <w:pPr>
+        <w:bidi/>
+      </w:pPr>
+      <w:r>
+        <w:rPr>
+          <w:lang w:val="ar_AE" w:bidi="ar_AE"/>
+        </w:rPr>
+      </w:r>
+      <w:r>
+        <w:rPr>
+          <w:b/>
+          <w:lang w:val="ar_AE" w:bidi="ar_AE"/>
+        </w:rPr>
         <w:t>"</w:t>
       </w:r>
       <w:r>
@@ -31079,6 +32439,23 @@
         <w:rPr>
           <w:lang w:val="ar_AE" w:bidi="ar_AE"/>
         </w:rPr>
+      </w:r>
+    </w:p>
+    <w:p>
+      <w:pPr>
+        <w:bidi/>
+      </w:pPr>
+      <w:r>
+        <w:rPr>
+          <w:lang w:val="ar_AE" w:bidi="ar_AE"/>
+        </w:rPr>
+      </w:r>
+      <w:r>
+        <w:rPr>
+          <w:b/>
+          <w:lang w:val="ar_AE" w:bidi="ar_AE"/>
+        </w:rPr>
+        <w:t>ἐν ἐπιθυμίᾳ μιασμοῦ</w:t>
       </w:r>
     </w:p>
     <w:p>
@@ -31994,6 +33371,23 @@
           <w:b/>
           <w:lang w:val="ar_AE" w:bidi="ar_AE"/>
         </w:rPr>
+        <w:t>δόξας &amp; βλασφημοῦντες</w:t>
+      </w:r>
+    </w:p>
+    <w:p>
+      <w:pPr>
+        <w:bidi/>
+      </w:pPr>
+      <w:r>
+        <w:rPr>
+          <w:lang w:val="ar_AE" w:bidi="ar_AE"/>
+        </w:rPr>
+      </w:r>
+      <w:r>
+        <w:rPr>
+          <w:b/>
+          <w:lang w:val="ar_AE" w:bidi="ar_AE"/>
+        </w:rPr>
         <w:t>"</w:t>
       </w:r>
       <w:r>
@@ -32597,6 +33991,23 @@
         <w:rPr>
           <w:lang w:val="ar_AE" w:bidi="ar_AE"/>
         </w:rPr>
+      </w:r>
+    </w:p>
+    <w:p>
+      <w:pPr>
+        <w:bidi/>
+      </w:pPr>
+      <w:r>
+        <w:rPr>
+          <w:lang w:val="ar_AE" w:bidi="ar_AE"/>
+        </w:rPr>
+      </w:r>
+      <w:r>
+        <w:rPr>
+          <w:b/>
+          <w:lang w:val="ar_AE" w:bidi="ar_AE"/>
+        </w:rPr>
+        <w:t>οὐ φέρουσιν κατ’ αὐτῶν &amp; βλάσφημον κρίσιν</w:t>
       </w:r>
     </w:p>
     <w:p>
@@ -33035,6 +34446,23 @@
           <w:b/>
           <w:lang w:val="ar_AE" w:bidi="ar_AE"/>
         </w:rPr>
+        <w:t>γεγεννημένα φυσικὰ εἰς ἅλωσιν καὶ φθοράν</w:t>
+      </w:r>
+    </w:p>
+    <w:p>
+      <w:pPr>
+        <w:bidi/>
+      </w:pPr>
+      <w:r>
+        <w:rPr>
+          <w:lang w:val="ar_AE" w:bidi="ar_AE"/>
+        </w:rPr>
+      </w:r>
+      <w:r>
+        <w:rPr>
+          <w:b/>
+          <w:lang w:val="ar_AE" w:bidi="ar_AE"/>
+        </w:rPr>
         <w:t>"</w:t>
       </w:r>
       <w:r>
@@ -33141,6 +34569,23 @@
           <w:b/>
           <w:lang w:val="ar_AE" w:bidi="ar_AE"/>
         </w:rPr>
+        <w:t>γεγεννημένα φυσικὰ εἰς ἅλωσιν καὶ φθοράν</w:t>
+      </w:r>
+    </w:p>
+    <w:p>
+      <w:pPr>
+        <w:bidi/>
+      </w:pPr>
+      <w:r>
+        <w:rPr>
+          <w:lang w:val="ar_AE" w:bidi="ar_AE"/>
+        </w:rPr>
+      </w:r>
+      <w:r>
+        <w:rPr>
+          <w:b/>
+          <w:lang w:val="ar_AE" w:bidi="ar_AE"/>
+        </w:rPr>
         <w:t>"</w:t>
       </w:r>
       <w:r>
@@ -33487,6 +34932,23 @@
         <w:rPr>
           <w:lang w:val="ar_AE" w:bidi="ar_AE"/>
         </w:rPr>
+      </w:r>
+    </w:p>
+    <w:p>
+      <w:pPr>
+        <w:bidi/>
+      </w:pPr>
+      <w:r>
+        <w:rPr>
+          <w:lang w:val="ar_AE" w:bidi="ar_AE"/>
+        </w:rPr>
+      </w:r>
+      <w:r>
+        <w:rPr>
+          <w:b/>
+          <w:lang w:val="ar_AE" w:bidi="ar_AE"/>
+        </w:rPr>
+        <w:t>ἐν οἷς ἀγνοοῦσιν βλασφημοῦντες</w:t>
       </w:r>
     </w:p>
     <w:p>
@@ -33710,6 +35172,23 @@
       </w:r>
       <w:r>
         <w:rPr>
+          <w:b/>
+          <w:lang w:val="ar_AE" w:bidi="ar_AE"/>
+        </w:rPr>
+        <w:t>ἐν τῇ φθορᾷ αὐτῶν καὶ φθαρήσονται</w:t>
+      </w:r>
+    </w:p>
+    <w:p>
+      <w:pPr>
+        <w:bidi/>
+      </w:pPr>
+      <w:r>
+        <w:rPr>
+          <w:lang w:val="ar_AE" w:bidi="ar_AE"/>
+        </w:rPr>
+      </w:r>
+      <w:r>
+        <w:rPr>
           <w:lang w:val="ar_AE" w:bidi="ar_AE"/>
         </w:rPr>
         <w:t>"فَسَيَهْلِكُونَ فِي فَسَادِهِمْ"</w:t>
@@ -33958,6 +35437,23 @@
           <w:b/>
           <w:lang w:val="ar_AE" w:bidi="ar_AE"/>
         </w:rPr>
+        <w:t>καὶ φθαρήσονται</w:t>
+      </w:r>
+    </w:p>
+    <w:p>
+      <w:pPr>
+        <w:bidi/>
+      </w:pPr>
+      <w:r>
+        <w:rPr>
+          <w:lang w:val="ar_AE" w:bidi="ar_AE"/>
+        </w:rPr>
+      </w:r>
+      <w:r>
+        <w:rPr>
+          <w:b/>
+          <w:lang w:val="ar_AE" w:bidi="ar_AE"/>
+        </w:rPr>
         <w:t>"</w:t>
       </w:r>
       <w:r>
@@ -35490,6 +36986,23 @@
         <w:rPr>
           <w:lang w:val="ar_AE" w:bidi="ar_AE"/>
         </w:rPr>
+      </w:r>
+    </w:p>
+    <w:p>
+      <w:pPr>
+        <w:bidi/>
+      </w:pPr>
+      <w:r>
+        <w:rPr>
+          <w:lang w:val="ar_AE" w:bidi="ar_AE"/>
+        </w:rPr>
+      </w:r>
+      <w:r>
+        <w:rPr>
+          <w:b/>
+          <w:lang w:val="ar_AE" w:bidi="ar_AE"/>
+        </w:rPr>
+        <w:t>ὀφθαλμοὺς ἔχοντες μεστοὺς μοιχαλίδος</w:t>
       </w:r>
     </w:p>
     <w:p>
@@ -35873,6 +37386,23 @@
           <w:b/>
           <w:lang w:val="ar_AE" w:bidi="ar_AE"/>
         </w:rPr>
+        <w:t>δελεάζοντες ψυχὰς ἀστηρίκτους</w:t>
+      </w:r>
+    </w:p>
+    <w:p>
+      <w:pPr>
+        <w:bidi/>
+      </w:pPr>
+      <w:r>
+        <w:rPr>
+          <w:lang w:val="ar_AE" w:bidi="ar_AE"/>
+        </w:rPr>
+      </w:r>
+      <w:r>
+        <w:rPr>
+          <w:b/>
+          <w:lang w:val="ar_AE" w:bidi="ar_AE"/>
+        </w:rPr>
         <w:t>"</w:t>
       </w:r>
       <w:r>
@@ -35970,6 +37500,23 @@
         <w:rPr>
           <w:lang w:val="ar_AE" w:bidi="ar_AE"/>
         </w:rPr>
+      </w:r>
+    </w:p>
+    <w:p>
+      <w:pPr>
+        <w:bidi/>
+      </w:pPr>
+      <w:r>
+        <w:rPr>
+          <w:lang w:val="ar_AE" w:bidi="ar_AE"/>
+        </w:rPr>
+      </w:r>
+      <w:r>
+        <w:rPr>
+          <w:b/>
+          <w:lang w:val="ar_AE" w:bidi="ar_AE"/>
+        </w:rPr>
+        <w:t>καρδίαν γεγυμνασμένην πλεονεξίας ἔχοντες</w:t>
       </w:r>
     </w:p>
     <w:p>
@@ -36110,6 +37657,23 @@
           <w:b/>
           <w:lang w:val="ar_AE" w:bidi="ar_AE"/>
         </w:rPr>
+        <w:t>καρδίαν γεγυμνασμένην πλεονεξίας ἔχοντες</w:t>
+      </w:r>
+    </w:p>
+    <w:p>
+      <w:pPr>
+        <w:bidi/>
+      </w:pPr>
+      <w:r>
+        <w:rPr>
+          <w:lang w:val="ar_AE" w:bidi="ar_AE"/>
+        </w:rPr>
+      </w:r>
+      <w:r>
+        <w:rPr>
+          <w:b/>
+          <w:lang w:val="ar_AE" w:bidi="ar_AE"/>
+        </w:rPr>
         <w:t>"</w:t>
       </w:r>
       <w:r>
@@ -36336,6 +37900,23 @@
         <w:rPr>
           <w:lang w:val="ar_AE" w:bidi="ar_AE"/>
         </w:rPr>
+      </w:r>
+    </w:p>
+    <w:p>
+      <w:pPr>
+        <w:bidi/>
+      </w:pPr>
+      <w:r>
+        <w:rPr>
+          <w:lang w:val="ar_AE" w:bidi="ar_AE"/>
+        </w:rPr>
+      </w:r>
+      <w:r>
+        <w:rPr>
+          <w:b/>
+          <w:lang w:val="ar_AE" w:bidi="ar_AE"/>
+        </w:rPr>
+        <w:t>καρδίαν γεγυμνασμένην πλεονεξίας ἔχοντες</w:t>
       </w:r>
     </w:p>
     <w:p>
@@ -37150,6 +38731,23 @@
           <w:b/>
           <w:lang w:val="ar_AE" w:bidi="ar_AE"/>
         </w:rPr>
+        <w:t>ἐπλανήθησαν</w:t>
+      </w:r>
+    </w:p>
+    <w:p>
+      <w:pPr>
+        <w:bidi/>
+      </w:pPr>
+      <w:r>
+        <w:rPr>
+          <w:lang w:val="ar_AE" w:bidi="ar_AE"/>
+        </w:rPr>
+      </w:r>
+      <w:r>
+        <w:rPr>
+          <w:b/>
+          <w:lang w:val="ar_AE" w:bidi="ar_AE"/>
+        </w:rPr>
         <w:t>"</w:t>
       </w:r>
       <w:r>
@@ -37528,6 +39126,23 @@
           <w:b/>
           <w:lang w:val="ar_AE" w:bidi="ar_AE"/>
         </w:rPr>
+        <w:t>τοῦ Βαλαὰμ τοῦ Βοσὸρ</w:t>
+      </w:r>
+    </w:p>
+    <w:p>
+      <w:pPr>
+        <w:bidi/>
+      </w:pPr>
+      <w:r>
+        <w:rPr>
+          <w:lang w:val="ar_AE" w:bidi="ar_AE"/>
+        </w:rPr>
+      </w:r>
+      <w:r>
+        <w:rPr>
+          <w:b/>
+          <w:lang w:val="ar_AE" w:bidi="ar_AE"/>
+        </w:rPr>
         <w:t>"</w:t>
       </w:r>
       <w:r>
@@ -37907,6 +39522,23 @@
           <w:b/>
           <w:lang w:val="ar_AE" w:bidi="ar_AE"/>
         </w:rPr>
+        <w:t>ὃς μισθὸν ἀδικίας ἠγάπησεν</w:t>
+      </w:r>
+    </w:p>
+    <w:p>
+      <w:pPr>
+        <w:bidi/>
+      </w:pPr>
+      <w:r>
+        <w:rPr>
+          <w:lang w:val="ar_AE" w:bidi="ar_AE"/>
+        </w:rPr>
+      </w:r>
+      <w:r>
+        <w:rPr>
+          <w:b/>
+          <w:lang w:val="ar_AE" w:bidi="ar_AE"/>
+        </w:rPr>
         <w:t>"</w:t>
       </w:r>
       <w:r>
@@ -38690,6 +40322,23 @@
         <w:rPr>
           <w:lang w:val="ar_AE" w:bidi="ar_AE"/>
         </w:rPr>
+      </w:r>
+    </w:p>
+    <w:p>
+      <w:pPr>
+        <w:bidi/>
+      </w:pPr>
+      <w:r>
+        <w:rPr>
+          <w:lang w:val="ar_AE" w:bidi="ar_AE"/>
+        </w:rPr>
+      </w:r>
+      <w:r>
+        <w:rPr>
+          <w:b/>
+          <w:lang w:val="ar_AE" w:bidi="ar_AE"/>
+        </w:rPr>
+        <w:t>ἐκώλυσεν τὴν τοῦ προφήτου παραφρονίαν</w:t>
       </w:r>
     </w:p>
     <w:p>
@@ -39258,6 +40907,23 @@
           <w:b/>
           <w:lang w:val="ar_AE" w:bidi="ar_AE"/>
         </w:rPr>
+        <w:t>οὗτοί εἰσιν πηγαὶ ἄνυδροι, καὶ ὁμίχλαι ὑπὸ λαίλαπος ἐλαυνόμεναι</w:t>
+      </w:r>
+    </w:p>
+    <w:p>
+      <w:pPr>
+        <w:bidi/>
+      </w:pPr>
+      <w:r>
+        <w:rPr>
+          <w:lang w:val="ar_AE" w:bidi="ar_AE"/>
+        </w:rPr>
+      </w:r>
+      <w:r>
+        <w:rPr>
+          <w:b/>
+          <w:lang w:val="ar_AE" w:bidi="ar_AE"/>
+        </w:rPr>
         <w:t>"</w:t>
       </w:r>
       <w:r>
@@ -39364,6 +41030,23 @@
           <w:b/>
           <w:lang w:val="ar_AE" w:bidi="ar_AE"/>
         </w:rPr>
+        <w:t>οἷς ὁ ζόφος τοῦ σκότους τετήρηται</w:t>
+      </w:r>
+    </w:p>
+    <w:p>
+      <w:pPr>
+        <w:bidi/>
+      </w:pPr>
+      <w:r>
+        <w:rPr>
+          <w:lang w:val="ar_AE" w:bidi="ar_AE"/>
+        </w:rPr>
+      </w:r>
+      <w:r>
+        <w:rPr>
+          <w:b/>
+          <w:lang w:val="ar_AE" w:bidi="ar_AE"/>
+        </w:rPr>
         <w:t>"</w:t>
       </w:r>
       <w:r>
@@ -39886,6 +41569,23 @@
         <w:rPr>
           <w:lang w:val="ar_AE" w:bidi="ar_AE"/>
         </w:rPr>
+      </w:r>
+    </w:p>
+    <w:p>
+      <w:pPr>
+        <w:bidi/>
+      </w:pPr>
+      <w:r>
+        <w:rPr>
+          <w:lang w:val="ar_AE" w:bidi="ar_AE"/>
+        </w:rPr>
+      </w:r>
+      <w:r>
+        <w:rPr>
+          <w:b/>
+          <w:lang w:val="ar_AE" w:bidi="ar_AE"/>
+        </w:rPr>
+        <w:t>ὑπέρογκα &amp; ματαιότητος φθεγγόμενοι</w:t>
       </w:r>
     </w:p>
     <w:p>
@@ -41195,6 +42895,23 @@
           <w:b/>
           <w:lang w:val="ar_AE" w:bidi="ar_AE"/>
         </w:rPr>
+        <w:t>αὐτοὶ δοῦλοι ὑπάρχοντες τῆς φθορᾶς</w:t>
+      </w:r>
+    </w:p>
+    <w:p>
+      <w:pPr>
+        <w:bidi/>
+      </w:pPr>
+      <w:r>
+        <w:rPr>
+          <w:lang w:val="ar_AE" w:bidi="ar_AE"/>
+        </w:rPr>
+      </w:r>
+      <w:r>
+        <w:rPr>
+          <w:b/>
+          <w:lang w:val="ar_AE" w:bidi="ar_AE"/>
+        </w:rPr>
         <w:t>"</w:t>
       </w:r>
       <w:r>
@@ -41719,6 +43436,23 @@
           <w:b/>
           <w:lang w:val="ar_AE" w:bidi="ar_AE"/>
         </w:rPr>
+        <w:t>ᾧ γάρ τις ἥττηται, τούτῳ δεδούλωται</w:t>
+      </w:r>
+    </w:p>
+    <w:p>
+      <w:pPr>
+        <w:bidi/>
+      </w:pPr>
+      <w:r>
+        <w:rPr>
+          <w:lang w:val="ar_AE" w:bidi="ar_AE"/>
+        </w:rPr>
+      </w:r>
+      <w:r>
+        <w:rPr>
+          <w:b/>
+          <w:lang w:val="ar_AE" w:bidi="ar_AE"/>
+        </w:rPr>
         <w:t>"</w:t>
       </w:r>
       <w:r>
@@ -41949,6 +43683,23 @@
         <w:rPr>
           <w:lang w:val="ar_AE" w:bidi="ar_AE"/>
         </w:rPr>
+      </w:r>
+    </w:p>
+    <w:p>
+      <w:pPr>
+        <w:bidi/>
+      </w:pPr>
+      <w:r>
+        <w:rPr>
+          <w:lang w:val="ar_AE" w:bidi="ar_AE"/>
+        </w:rPr>
+      </w:r>
+      <w:r>
+        <w:rPr>
+          <w:b/>
+          <w:lang w:val="ar_AE" w:bidi="ar_AE"/>
+        </w:rPr>
+        <w:t>εἰ &amp; ἀποφυγόντες τὰ μιάσματα τοῦ κόσμου, ἐν ἐπιγνώσει τοῦ Κυρίου ἡμῶν καὶ Σωτῆρος, Ἰησοῦ Χριστοῦ, τούτοις δὲ πάλιν ἐμπλακέντες ἡττῶνται, γέγονεν αὐτοῖς τὰ ἔσχατα χείρονα τῶν πρώτων</w:t>
       </w:r>
     </w:p>
     <w:p>
@@ -42374,6 +44125,23 @@
           <w:b/>
           <w:lang w:val="ar_AE" w:bidi="ar_AE"/>
         </w:rPr>
+        <w:t>τὰ μιάσματα τοῦ κόσμου</w:t>
+      </w:r>
+    </w:p>
+    <w:p>
+      <w:pPr>
+        <w:bidi/>
+      </w:pPr>
+      <w:r>
+        <w:rPr>
+          <w:lang w:val="ar_AE" w:bidi="ar_AE"/>
+        </w:rPr>
+      </w:r>
+      <w:r>
+        <w:rPr>
+          <w:b/>
+          <w:lang w:val="ar_AE" w:bidi="ar_AE"/>
+        </w:rPr>
         <w:t>"</w:t>
       </w:r>
       <w:r>
@@ -42471,6 +44239,23 @@
         <w:rPr>
           <w:lang w:val="ar_AE" w:bidi="ar_AE"/>
         </w:rPr>
+      </w:r>
+    </w:p>
+    <w:p>
+      <w:pPr>
+        <w:bidi/>
+      </w:pPr>
+      <w:r>
+        <w:rPr>
+          <w:lang w:val="ar_AE" w:bidi="ar_AE"/>
+        </w:rPr>
+      </w:r>
+      <w:r>
+        <w:rPr>
+          <w:b/>
+          <w:lang w:val="ar_AE" w:bidi="ar_AE"/>
+        </w:rPr>
+        <w:t>ἐν ἐπιγνώσει τοῦ Κυρίου ἡμῶν καὶ Σωτῆρος, Ἰησοῦ Χριστοῦ</w:t>
       </w:r>
     </w:p>
     <w:p>
@@ -42766,6 +44551,23 @@
           <w:b/>
           <w:lang w:val="ar_AE" w:bidi="ar_AE"/>
         </w:rPr>
+        <w:t>τούτοις &amp; πάλιν ἐμπλακέντες ἡττῶνται</w:t>
+      </w:r>
+    </w:p>
+    <w:p>
+      <w:pPr>
+        <w:bidi/>
+      </w:pPr>
+      <w:r>
+        <w:rPr>
+          <w:lang w:val="ar_AE" w:bidi="ar_AE"/>
+        </w:rPr>
+      </w:r>
+      <w:r>
+        <w:rPr>
+          <w:b/>
+          <w:lang w:val="ar_AE" w:bidi="ar_AE"/>
+        </w:rPr>
         <w:t>"يَرْتَبِكُونَ أَيْضًا فِيهَا، فَيَنْغَلِبُونَ</w:t>
       </w:r>
       <w:r>
@@ -43287,6 +45089,23 @@
           <w:b/>
           <w:lang w:val="ar_AE" w:bidi="ar_AE"/>
         </w:rPr>
+        <w:t>γέγονεν αὐτοῖς τὰ ἔσχατα χείρονα τῶν πρώτων</w:t>
+      </w:r>
+    </w:p>
+    <w:p>
+      <w:pPr>
+        <w:bidi/>
+      </w:pPr>
+      <w:r>
+        <w:rPr>
+          <w:lang w:val="ar_AE" w:bidi="ar_AE"/>
+        </w:rPr>
+      </w:r>
+      <w:r>
+        <w:rPr>
+          <w:b/>
+          <w:lang w:val="ar_AE" w:bidi="ar_AE"/>
+        </w:rPr>
         <w:t>"</w:t>
       </w:r>
       <w:r>
@@ -44118,6 +45937,23 @@
           <w:b/>
           <w:lang w:val="ar_AE" w:bidi="ar_AE"/>
         </w:rPr>
+        <w:t>ὑποστρέψαι ἐκ τῆς &amp; ἁγίας ἐντολῆς</w:t>
+      </w:r>
+    </w:p>
+    <w:p>
+      <w:pPr>
+        <w:bidi/>
+      </w:pPr>
+      <w:r>
+        <w:rPr>
+          <w:lang w:val="ar_AE" w:bidi="ar_AE"/>
+        </w:rPr>
+      </w:r>
+      <w:r>
+        <w:rPr>
+          <w:b/>
+          <w:lang w:val="ar_AE" w:bidi="ar_AE"/>
+        </w:rPr>
         <w:t>"</w:t>
       </w:r>
       <w:r>
@@ -44237,6 +46073,23 @@
           <w:b/>
           <w:lang w:val="ar_AE" w:bidi="ar_AE"/>
         </w:rPr>
+        <w:t>τῆς παραδοθείσης &amp; ἁγίας ἐντολῆς</w:t>
+      </w:r>
+    </w:p>
+    <w:p>
+      <w:pPr>
+        <w:bidi/>
+      </w:pPr>
+      <w:r>
+        <w:rPr>
+          <w:lang w:val="ar_AE" w:bidi="ar_AE"/>
+        </w:rPr>
+      </w:r>
+      <w:r>
+        <w:rPr>
+          <w:b/>
+          <w:lang w:val="ar_AE" w:bidi="ar_AE"/>
+        </w:rPr>
         <w:t>"</w:t>
       </w:r>
       <w:r>
@@ -44382,6 +46235,23 @@
           <w:b/>
           <w:lang w:val="ar_AE" w:bidi="ar_AE"/>
         </w:rPr>
+        <w:t>τῆς παραδοθείσης &amp; ἁγίας ἐντολῆς</w:t>
+      </w:r>
+    </w:p>
+    <w:p>
+      <w:pPr>
+        <w:bidi/>
+      </w:pPr>
+      <w:r>
+        <w:rPr>
+          <w:lang w:val="ar_AE" w:bidi="ar_AE"/>
+        </w:rPr>
+      </w:r>
+      <w:r>
+        <w:rPr>
+          <w:b/>
+          <w:lang w:val="ar_AE" w:bidi="ar_AE"/>
+        </w:rPr>
         <w:t>""</w:t>
       </w:r>
     </w:p>
@@ -44471,6 +46341,23 @@
         <w:rPr>
           <w:lang w:val="ar_AE" w:bidi="ar_AE"/>
         </w:rPr>
+      </w:r>
+    </w:p>
+    <w:p>
+      <w:pPr>
+        <w:bidi/>
+      </w:pPr>
+      <w:r>
+        <w:rPr>
+          <w:lang w:val="ar_AE" w:bidi="ar_AE"/>
+        </w:rPr>
+      </w:r>
+      <w:r>
+        <w:rPr>
+          <w:b/>
+          <w:lang w:val="ar_AE" w:bidi="ar_AE"/>
+        </w:rPr>
+        <w:t>τῆς παραδοθείσης αὐτοῖς ἁγίας ἐντολῆς</w:t>
       </w:r>
     </w:p>
     <w:p>
@@ -46105,6 +47992,23 @@
           <w:b/>
           <w:lang w:val="ar_AE" w:bidi="ar_AE"/>
         </w:rPr>
+        <w:t>τῶν προειρημένων ῥημάτων, ὑπὸ τῶν ἁγίων προφητῶν</w:t>
+      </w:r>
+    </w:p>
+    <w:p>
+      <w:pPr>
+        <w:bidi/>
+      </w:pPr>
+      <w:r>
+        <w:rPr>
+          <w:lang w:val="ar_AE" w:bidi="ar_AE"/>
+        </w:rPr>
+      </w:r>
+      <w:r>
+        <w:rPr>
+          <w:b/>
+          <w:lang w:val="ar_AE" w:bidi="ar_AE"/>
+        </w:rPr>
         <w:t>"</w:t>
       </w:r>
       <w:r>
@@ -46495,6 +48399,23 @@
           <w:b/>
           <w:lang w:val="ar_AE" w:bidi="ar_AE"/>
         </w:rPr>
+        <w:t>τῆς τῶν ἀποστόλων ὑμῶν ἐντολῆς τοῦ Κυρίου καὶ Σωτῆρος</w:t>
+      </w:r>
+    </w:p>
+    <w:p>
+      <w:pPr>
+        <w:bidi/>
+      </w:pPr>
+      <w:r>
+        <w:rPr>
+          <w:lang w:val="ar_AE" w:bidi="ar_AE"/>
+        </w:rPr>
+      </w:r>
+      <w:r>
+        <w:rPr>
+          <w:b/>
+          <w:lang w:val="ar_AE" w:bidi="ar_AE"/>
+        </w:rPr>
         <w:t>"</w:t>
       </w:r>
       <w:r>
@@ -46585,6 +48506,23 @@
         <w:rPr>
           <w:lang w:val="ar_AE" w:bidi="ar_AE"/>
         </w:rPr>
+      </w:r>
+    </w:p>
+    <w:p>
+      <w:pPr>
+        <w:bidi/>
+      </w:pPr>
+      <w:r>
+        <w:rPr>
+          <w:lang w:val="ar_AE" w:bidi="ar_AE"/>
+        </w:rPr>
+      </w:r>
+      <w:r>
+        <w:rPr>
+          <w:b/>
+          <w:lang w:val="ar_AE" w:bidi="ar_AE"/>
+        </w:rPr>
+        <w:t>τῆς &amp; ἐντολῆς τοῦ Κυρίου καὶ Σωτῆρος</w:t>
       </w:r>
     </w:p>
     <w:p>
@@ -47631,6 +49569,23 @@
           <w:b/>
           <w:lang w:val="ar_AE" w:bidi="ar_AE"/>
         </w:rPr>
+        <w:t>ἐλεύσονται &amp; ἐν ἐμπαιγμονῇ ἐμπαῖκται</w:t>
+      </w:r>
+    </w:p>
+    <w:p>
+      <w:pPr>
+        <w:bidi/>
+      </w:pPr>
+      <w:r>
+        <w:rPr>
+          <w:lang w:val="ar_AE" w:bidi="ar_AE"/>
+        </w:rPr>
+      </w:r>
+      <w:r>
+        <w:rPr>
+          <w:b/>
+          <w:lang w:val="ar_AE" w:bidi="ar_AE"/>
+        </w:rPr>
         <w:t>"</w:t>
       </w:r>
       <w:r>
@@ -47886,6 +49841,23 @@
           <w:b/>
           <w:lang w:val="ar_AE" w:bidi="ar_AE"/>
         </w:rPr>
+        <w:t>κατὰ τὰς ἰδίας ἐπιθυμίας αὐτῶν πορευόμενοι</w:t>
+      </w:r>
+    </w:p>
+    <w:p>
+      <w:pPr>
+        <w:bidi/>
+      </w:pPr>
+      <w:r>
+        <w:rPr>
+          <w:lang w:val="ar_AE" w:bidi="ar_AE"/>
+        </w:rPr>
+      </w:r>
+      <w:r>
+        <w:rPr>
+          <w:b/>
+          <w:lang w:val="ar_AE" w:bidi="ar_AE"/>
+        </w:rPr>
         <w:t>"</w:t>
       </w:r>
       <w:r>
@@ -48128,6 +50100,23 @@
           <w:b/>
           <w:lang w:val="ar_AE" w:bidi="ar_AE"/>
         </w:rPr>
+        <w:t>ποῦ ἐστιν ἡ ἐπαγγελία τῆς παρουσίας αὐτοῦ</w:t>
+      </w:r>
+    </w:p>
+    <w:p>
+      <w:pPr>
+        <w:bidi/>
+      </w:pPr>
+      <w:r>
+        <w:rPr>
+          <w:lang w:val="ar_AE" w:bidi="ar_AE"/>
+        </w:rPr>
+      </w:r>
+      <w:r>
+        <w:rPr>
+          <w:b/>
+          <w:lang w:val="ar_AE" w:bidi="ar_AE"/>
+        </w:rPr>
         <w:t>"</w:t>
       </w:r>
       <w:r>
@@ -48370,6 +50359,23 @@
           <w:b/>
           <w:lang w:val="ar_AE" w:bidi="ar_AE"/>
         </w:rPr>
+        <w:t>ποῦ ἐστιν ἡ ἐπαγγελία τῆς παρουσίας αὐτοῦ</w:t>
+      </w:r>
+    </w:p>
+    <w:p>
+      <w:pPr>
+        <w:bidi/>
+      </w:pPr>
+      <w:r>
+        <w:rPr>
+          <w:lang w:val="ar_AE" w:bidi="ar_AE"/>
+        </w:rPr>
+      </w:r>
+      <w:r>
+        <w:rPr>
+          <w:b/>
+          <w:lang w:val="ar_AE" w:bidi="ar_AE"/>
+        </w:rPr>
         <w:t>"</w:t>
       </w:r>
       <w:r>
@@ -49027,6 +51033,23 @@
           <w:b/>
           <w:lang w:val="ar_AE" w:bidi="ar_AE"/>
         </w:rPr>
+        <w:t>πάντα οὕτως διαμένει ἀπ’ ἀρχῆς κτίσεως</w:t>
+      </w:r>
+    </w:p>
+    <w:p>
+      <w:pPr>
+        <w:bidi/>
+      </w:pPr>
+      <w:r>
+        <w:rPr>
+          <w:lang w:val="ar_AE" w:bidi="ar_AE"/>
+        </w:rPr>
+      </w:r>
+      <w:r>
+        <w:rPr>
+          <w:b/>
+          <w:lang w:val="ar_AE" w:bidi="ar_AE"/>
+        </w:rPr>
         <w:t>"</w:t>
       </w:r>
       <w:r>
@@ -49146,6 +51169,23 @@
           <w:b/>
           <w:lang w:val="ar_AE" w:bidi="ar_AE"/>
         </w:rPr>
+        <w:t>ἀπ’ ἀρχῆς κτίσεως</w:t>
+      </w:r>
+    </w:p>
+    <w:p>
+      <w:pPr>
+        <w:bidi/>
+      </w:pPr>
+      <w:r>
+        <w:rPr>
+          <w:lang w:val="ar_AE" w:bidi="ar_AE"/>
+        </w:rPr>
+      </w:r>
+      <w:r>
+        <w:rPr>
+          <w:b/>
+          <w:lang w:val="ar_AE" w:bidi="ar_AE"/>
+        </w:rPr>
         <w:t>"</w:t>
       </w:r>
       <w:r>
@@ -49265,6 +51305,23 @@
           <w:b/>
           <w:lang w:val="ar_AE" w:bidi="ar_AE"/>
         </w:rPr>
+        <w:t>λανθάνει γὰρ αὐτοὺς τοῦτο, θέλοντας</w:t>
+      </w:r>
+    </w:p>
+    <w:p>
+      <w:pPr>
+        <w:bidi/>
+      </w:pPr>
+      <w:r>
+        <w:rPr>
+          <w:lang w:val="ar_AE" w:bidi="ar_AE"/>
+        </w:rPr>
+      </w:r>
+      <w:r>
+        <w:rPr>
+          <w:b/>
+          <w:lang w:val="ar_AE" w:bidi="ar_AE"/>
+        </w:rPr>
         <w:t>"</w:t>
       </w:r>
       <w:r>
@@ -49371,6 +51428,23 @@
           <w:b/>
           <w:lang w:val="ar_AE" w:bidi="ar_AE"/>
         </w:rPr>
+        <w:t>θέλοντας ὅτι οὐρανοὶ ἦσαν ἔκπαλαι</w:t>
+      </w:r>
+    </w:p>
+    <w:p>
+      <w:pPr>
+        <w:bidi/>
+      </w:pPr>
+      <w:r>
+        <w:rPr>
+          <w:lang w:val="ar_AE" w:bidi="ar_AE"/>
+        </w:rPr>
+      </w:r>
+      <w:r>
+        <w:rPr>
+          <w:b/>
+          <w:lang w:val="ar_AE" w:bidi="ar_AE"/>
+        </w:rPr>
         <w:t>"</w:t>
       </w:r>
       <w:r>
@@ -49477,6 +51551,23 @@
           <w:b/>
           <w:lang w:val="ar_AE" w:bidi="ar_AE"/>
         </w:rPr>
+        <w:t>γῆ ἐξ ὕδατος καὶ δι’ ὕδατος συνεστῶσα τῷ τοῦ Θεοῦ λόγῳ</w:t>
+      </w:r>
+    </w:p>
+    <w:p>
+      <w:pPr>
+        <w:bidi/>
+      </w:pPr>
+      <w:r>
+        <w:rPr>
+          <w:lang w:val="ar_AE" w:bidi="ar_AE"/>
+        </w:rPr>
+      </w:r>
+      <w:r>
+        <w:rPr>
+          <w:b/>
+          <w:lang w:val="ar_AE" w:bidi="ar_AE"/>
+        </w:rPr>
         <w:t>"</w:t>
       </w:r>
       <w:r>
@@ -49583,6 +51674,23 @@
           <w:b/>
           <w:lang w:val="ar_AE" w:bidi="ar_AE"/>
         </w:rPr>
+        <w:t>ἐξ ὕδατος καὶ δι’ ὕδατος συνεστῶσα</w:t>
+      </w:r>
+    </w:p>
+    <w:p>
+      <w:pPr>
+        <w:bidi/>
+      </w:pPr>
+      <w:r>
+        <w:rPr>
+          <w:lang w:val="ar_AE" w:bidi="ar_AE"/>
+        </w:rPr>
+      </w:r>
+      <w:r>
+        <w:rPr>
+          <w:b/>
+          <w:lang w:val="ar_AE" w:bidi="ar_AE"/>
+        </w:rPr>
         <w:t>"</w:t>
       </w:r>
       <w:r>
@@ -50158,6 +52266,23 @@
           <w:b/>
           <w:lang w:val="ar_AE" w:bidi="ar_AE"/>
         </w:rPr>
+        <w:t>ὕδατι κατακλυσθεὶς</w:t>
+      </w:r>
+    </w:p>
+    <w:p>
+      <w:pPr>
+        <w:bidi/>
+      </w:pPr>
+      <w:r>
+        <w:rPr>
+          <w:lang w:val="ar_AE" w:bidi="ar_AE"/>
+        </w:rPr>
+      </w:r>
+      <w:r>
+        <w:rPr>
+          <w:b/>
+          <w:lang w:val="ar_AE" w:bidi="ar_AE"/>
+        </w:rPr>
         <w:t>"</w:t>
       </w:r>
       <w:r>
@@ -50356,6 +52481,23 @@
         <w:rPr>
           <w:lang w:val="ar_AE" w:bidi="ar_AE"/>
         </w:rPr>
+      </w:r>
+    </w:p>
+    <w:p>
+      <w:pPr>
+        <w:bidi/>
+      </w:pPr>
+      <w:r>
+        <w:rPr>
+          <w:lang w:val="ar_AE" w:bidi="ar_AE"/>
+        </w:rPr>
+      </w:r>
+      <w:r>
+        <w:rPr>
+          <w:b/>
+          <w:lang w:val="ar_AE" w:bidi="ar_AE"/>
+        </w:rPr>
+        <w:t>οἱ &amp; νῦν οὐρανοὶ καὶ ἡ γῆ, τῷ αὐτῷ λόγῳ τεθησαυρισμένοι εἰσὶν, πυρὶ</w:t>
       </w:r>
     </w:p>
     <w:p>
@@ -51129,6 +53271,23 @@
           <w:b/>
           <w:lang w:val="ar_AE" w:bidi="ar_AE"/>
         </w:rPr>
+        <w:t>ἡμέραν κρίσεως καὶ ἀπωλείας τῶν ἀσεβῶν ἀνθρώπων</w:t>
+      </w:r>
+    </w:p>
+    <w:p>
+      <w:pPr>
+        <w:bidi/>
+      </w:pPr>
+      <w:r>
+        <w:rPr>
+          <w:lang w:val="ar_AE" w:bidi="ar_AE"/>
+        </w:rPr>
+      </w:r>
+      <w:r>
+        <w:rPr>
+          <w:b/>
+          <w:lang w:val="ar_AE" w:bidi="ar_AE"/>
+        </w:rPr>
         <w:t>"</w:t>
       </w:r>
       <w:r>
@@ -51397,6 +53556,23 @@
           <w:b/>
           <w:lang w:val="ar_AE" w:bidi="ar_AE"/>
         </w:rPr>
+        <w:t>ἓν &amp; τοῦτο μὴ λανθανέτω ὑμᾶς</w:t>
+      </w:r>
+    </w:p>
+    <w:p>
+      <w:pPr>
+        <w:bidi/>
+      </w:pPr>
+      <w:r>
+        <w:rPr>
+          <w:lang w:val="ar_AE" w:bidi="ar_AE"/>
+        </w:rPr>
+      </w:r>
+      <w:r>
+        <w:rPr>
+          <w:b/>
+          <w:lang w:val="ar_AE" w:bidi="ar_AE"/>
+        </w:rPr>
         <w:t>"</w:t>
       </w:r>
       <w:r>
@@ -51481,6 +53657,23 @@
           <w:b/>
           <w:lang w:val="ar_AE" w:bidi="ar_AE"/>
         </w:rPr>
+        <w:t>ὅτι μία ἡμέρα παρὰ Κυρίῳ ὡς χίλια ἔτη</w:t>
+      </w:r>
+    </w:p>
+    <w:p>
+      <w:pPr>
+        <w:bidi/>
+      </w:pPr>
+      <w:r>
+        <w:rPr>
+          <w:lang w:val="ar_AE" w:bidi="ar_AE"/>
+        </w:rPr>
+      </w:r>
+      <w:r>
+        <w:rPr>
+          <w:b/>
+          <w:lang w:val="ar_AE" w:bidi="ar_AE"/>
+        </w:rPr>
         <w:t>"</w:t>
       </w:r>
       <w:r>
@@ -51572,6 +53765,23 @@
           <w:b/>
           <w:lang w:val="ar_AE" w:bidi="ar_AE"/>
         </w:rPr>
+        <w:t>μία ἡμέρα παρὰ Κυρίῳ ὡς χίλια ἔτη, καὶ χίλια ἔτη ὡς ἡμέρα μία</w:t>
+      </w:r>
+    </w:p>
+    <w:p>
+      <w:pPr>
+        <w:bidi/>
+      </w:pPr>
+      <w:r>
+        <w:rPr>
+          <w:lang w:val="ar_AE" w:bidi="ar_AE"/>
+        </w:rPr>
+      </w:r>
+      <w:r>
+        <w:rPr>
+          <w:b/>
+          <w:lang w:val="ar_AE" w:bidi="ar_AE"/>
+        </w:rPr>
         <w:t>"</w:t>
       </w:r>
       <w:r>
@@ -51662,6 +53872,23 @@
         <w:rPr>
           <w:lang w:val="ar_AE" w:bidi="ar_AE"/>
         </w:rPr>
+      </w:r>
+    </w:p>
+    <w:p>
+      <w:pPr>
+        <w:bidi/>
+      </w:pPr>
+      <w:r>
+        <w:rPr>
+          <w:lang w:val="ar_AE" w:bidi="ar_AE"/>
+        </w:rPr>
+      </w:r>
+      <w:r>
+        <w:rPr>
+          <w:b/>
+          <w:lang w:val="ar_AE" w:bidi="ar_AE"/>
+        </w:rPr>
+        <w:t>οὐ βραδύνει Κύριος τῆς ἐπαγγελίας</w:t>
       </w:r>
     </w:p>
     <w:p>
@@ -52106,6 +54333,23 @@
           <w:b/>
           <w:lang w:val="ar_AE" w:bidi="ar_AE"/>
         </w:rPr>
+        <w:t>μὴ βουλόμενός τινας ἀπολέσθαι</w:t>
+      </w:r>
+    </w:p>
+    <w:p>
+      <w:pPr>
+        <w:bidi/>
+      </w:pPr>
+      <w:r>
+        <w:rPr>
+          <w:lang w:val="ar_AE" w:bidi="ar_AE"/>
+        </w:rPr>
+      </w:r>
+      <w:r>
+        <w:rPr>
+          <w:b/>
+          <w:lang w:val="ar_AE" w:bidi="ar_AE"/>
+        </w:rPr>
         <w:t>"</w:t>
       </w:r>
       <w:r>
@@ -52335,6 +54579,23 @@
           <w:b/>
           <w:lang w:val="ar_AE" w:bidi="ar_AE"/>
         </w:rPr>
+        <w:t>ἀλλὰ πάντας εἰς μετάνοιαν χωρῆσαι</w:t>
+      </w:r>
+    </w:p>
+    <w:p>
+      <w:pPr>
+        <w:bidi/>
+      </w:pPr>
+      <w:r>
+        <w:rPr>
+          <w:lang w:val="ar_AE" w:bidi="ar_AE"/>
+        </w:rPr>
+      </w:r>
+      <w:r>
+        <w:rPr>
+          <w:b/>
+          <w:lang w:val="ar_AE" w:bidi="ar_AE"/>
+        </w:rPr>
         <w:t>"</w:t>
       </w:r>
       <w:r>
@@ -52869,6 +55130,23 @@
           <w:b/>
           <w:lang w:val="ar_AE" w:bidi="ar_AE"/>
         </w:rPr>
+        <w:t>στοιχεῖα &amp; λυθήσεται</w:t>
+      </w:r>
+    </w:p>
+    <w:p>
+      <w:pPr>
+        <w:bidi/>
+      </w:pPr>
+      <w:r>
+        <w:rPr>
+          <w:lang w:val="ar_AE" w:bidi="ar_AE"/>
+        </w:rPr>
+      </w:r>
+      <w:r>
+        <w:rPr>
+          <w:b/>
+          <w:lang w:val="ar_AE" w:bidi="ar_AE"/>
+        </w:rPr>
         <w:t>"</w:t>
       </w:r>
       <w:r>
@@ -53083,6 +55361,23 @@
           <w:b/>
           <w:lang w:val="ar_AE" w:bidi="ar_AE"/>
         </w:rPr>
+        <w:t>στοιχεῖα δὲ καυσούμενα λυθήσεται</w:t>
+      </w:r>
+    </w:p>
+    <w:p>
+      <w:pPr>
+        <w:bidi/>
+      </w:pPr>
+      <w:r>
+        <w:rPr>
+          <w:lang w:val="ar_AE" w:bidi="ar_AE"/>
+        </w:rPr>
+      </w:r>
+      <w:r>
+        <w:rPr>
+          <w:b/>
+          <w:lang w:val="ar_AE" w:bidi="ar_AE"/>
+        </w:rPr>
         <w:t>"</w:t>
       </w:r>
       <w:r>
@@ -53174,6 +55469,23 @@
           <w:b/>
           <w:lang w:val="ar_AE" w:bidi="ar_AE"/>
         </w:rPr>
+        <w:t>γῆ καὶ τὰ ἐν αὐτῇ ἔργα εὑρεθήσεται</w:t>
+      </w:r>
+    </w:p>
+    <w:p>
+      <w:pPr>
+        <w:bidi/>
+      </w:pPr>
+      <w:r>
+        <w:rPr>
+          <w:lang w:val="ar_AE" w:bidi="ar_AE"/>
+        </w:rPr>
+      </w:r>
+      <w:r>
+        <w:rPr>
+          <w:b/>
+          <w:lang w:val="ar_AE" w:bidi="ar_AE"/>
+        </w:rPr>
         <w:t>"</w:t>
       </w:r>
       <w:r>
@@ -53306,6 +55618,23 @@
           <w:b/>
           <w:lang w:val="ar_AE" w:bidi="ar_AE"/>
         </w:rPr>
+        <w:t>γῆ καὶ τὰ ἐν αὐτῇ ἔργα εὑρεθήσεται</w:t>
+      </w:r>
+    </w:p>
+    <w:p>
+      <w:pPr>
+        <w:bidi/>
+      </w:pPr>
+      <w:r>
+        <w:rPr>
+          <w:lang w:val="ar_AE" w:bidi="ar_AE"/>
+        </w:rPr>
+      </w:r>
+      <w:r>
+        <w:rPr>
+          <w:b/>
+          <w:lang w:val="ar_AE" w:bidi="ar_AE"/>
+        </w:rPr>
         <w:t>"</w:t>
       </w:r>
       <w:r>
@@ -53669,6 +55998,23 @@
           <w:b/>
           <w:lang w:val="ar_AE" w:bidi="ar_AE"/>
         </w:rPr>
+        <w:t>τούτων οὕτως πάντων λυομένων</w:t>
+      </w:r>
+    </w:p>
+    <w:p>
+      <w:pPr>
+        <w:bidi/>
+      </w:pPr>
+      <w:r>
+        <w:rPr>
+          <w:lang w:val="ar_AE" w:bidi="ar_AE"/>
+        </w:rPr>
+      </w:r>
+      <w:r>
+        <w:rPr>
+          <w:b/>
+          <w:lang w:val="ar_AE" w:bidi="ar_AE"/>
+        </w:rPr>
         <w:t>"</w:t>
       </w:r>
       <w:r>
@@ -54486,6 +56832,23 @@
         <w:rPr>
           <w:lang w:val="ar_AE" w:bidi="ar_AE"/>
         </w:rPr>
+      </w:r>
+    </w:p>
+    <w:p>
+      <w:pPr>
+        <w:bidi/>
+      </w:pPr>
+      <w:r>
+        <w:rPr>
+          <w:lang w:val="ar_AE" w:bidi="ar_AE"/>
+        </w:rPr>
+      </w:r>
+      <w:r>
+        <w:rPr>
+          <w:b/>
+          <w:lang w:val="ar_AE" w:bidi="ar_AE"/>
+        </w:rPr>
+        <w:t>οὐρανοὶ πυρούμενοι, λυθήσονται</w:t>
       </w:r>
     </w:p>
     <w:p>
@@ -54734,6 +57097,23 @@
           <w:b/>
           <w:lang w:val="ar_AE" w:bidi="ar_AE"/>
         </w:rPr>
+        <w:t>καυσούμενα</w:t>
+      </w:r>
+    </w:p>
+    <w:p>
+      <w:pPr>
+        <w:bidi/>
+      </w:pPr>
+      <w:r>
+        <w:rPr>
+          <w:lang w:val="ar_AE" w:bidi="ar_AE"/>
+        </w:rPr>
+      </w:r>
+      <w:r>
+        <w:rPr>
+          <w:b/>
+          <w:lang w:val="ar_AE" w:bidi="ar_AE"/>
+        </w:rPr>
         <w:t>"</w:t>
       </w:r>
       <w:r>
@@ -55937,6 +58317,23 @@
           <w:b/>
           <w:lang w:val="ar_AE" w:bidi="ar_AE"/>
         </w:rPr>
+        <w:t>σπουδάσατε ἄσπιλοι καὶ ἀμώμητοι αὐτῷ εὑρεθῆναι</w:t>
+      </w:r>
+    </w:p>
+    <w:p>
+      <w:pPr>
+        <w:bidi/>
+      </w:pPr>
+      <w:r>
+        <w:rPr>
+          <w:lang w:val="ar_AE" w:bidi="ar_AE"/>
+        </w:rPr>
+      </w:r>
+      <w:r>
+        <w:rPr>
+          <w:b/>
+          <w:lang w:val="ar_AE" w:bidi="ar_AE"/>
+        </w:rPr>
         <w:t>"</w:t>
       </w:r>
       <w:r>
@@ -56564,6 +58961,23 @@
           <w:b/>
           <w:lang w:val="ar_AE" w:bidi="ar_AE"/>
         </w:rPr>
+        <w:t>τὴν τοῦ Κυρίου ἡμῶν μακροθυμίαν, σωτηρίαν ἡγεῖσθε</w:t>
+      </w:r>
+    </w:p>
+    <w:p>
+      <w:pPr>
+        <w:bidi/>
+      </w:pPr>
+      <w:r>
+        <w:rPr>
+          <w:lang w:val="ar_AE" w:bidi="ar_AE"/>
+        </w:rPr>
+      </w:r>
+      <w:r>
+        <w:rPr>
+          <w:b/>
+          <w:lang w:val="ar_AE" w:bidi="ar_AE"/>
+        </w:rPr>
         <w:t>"</w:t>
       </w:r>
       <w:r>
@@ -56832,6 +59246,23 @@
           <w:b/>
           <w:lang w:val="ar_AE" w:bidi="ar_AE"/>
         </w:rPr>
+        <w:t>ὁ ἀγαπητὸς ἡμῶν ἀδελφὸς Παῦλος</w:t>
+      </w:r>
+    </w:p>
+    <w:p>
+      <w:pPr>
+        <w:bidi/>
+      </w:pPr>
+      <w:r>
+        <w:rPr>
+          <w:lang w:val="ar_AE" w:bidi="ar_AE"/>
+        </w:rPr>
+      </w:r>
+      <w:r>
+        <w:rPr>
+          <w:b/>
+          <w:lang w:val="ar_AE" w:bidi="ar_AE"/>
+        </w:rPr>
         <w:t>"</w:t>
       </w:r>
       <w:r>
@@ -56951,6 +59382,23 @@
           <w:b/>
           <w:lang w:val="ar_AE" w:bidi="ar_AE"/>
         </w:rPr>
+        <w:t>κατὰ τὴν δοθεῖσαν αὐτῷ σοφίαν</w:t>
+      </w:r>
+    </w:p>
+    <w:p>
+      <w:pPr>
+        <w:bidi/>
+      </w:pPr>
+      <w:r>
+        <w:rPr>
+          <w:lang w:val="ar_AE" w:bidi="ar_AE"/>
+        </w:rPr>
+      </w:r>
+      <w:r>
+        <w:rPr>
+          <w:b/>
+          <w:lang w:val="ar_AE" w:bidi="ar_AE"/>
+        </w:rPr>
         <w:t>"</w:t>
       </w:r>
       <w:r>
@@ -57041,6 +59489,23 @@
         <w:rPr>
           <w:lang w:val="ar_AE" w:bidi="ar_AE"/>
         </w:rPr>
+      </w:r>
+    </w:p>
+    <w:p>
+      <w:pPr>
+        <w:bidi/>
+      </w:pPr>
+      <w:r>
+        <w:rPr>
+          <w:lang w:val="ar_AE" w:bidi="ar_AE"/>
+        </w:rPr>
+      </w:r>
+      <w:r>
+        <w:rPr>
+          <w:b/>
+          <w:lang w:val="ar_AE" w:bidi="ar_AE"/>
+        </w:rPr>
+        <w:t>κατὰ τὴν δοθεῖσαν αὐτῷ σοφίαν</w:t>
       </w:r>
     </w:p>
     <w:p>
@@ -58601,6 +61066,23 @@
           <w:b/>
           <w:lang w:val="ar_AE" w:bidi="ar_AE"/>
         </w:rPr>
+        <w:t>ἵνα μὴ &amp; ἐκπέσητε τοῦ ἰδίου στηριγμοῦ</w:t>
+      </w:r>
+    </w:p>
+    <w:p>
+      <w:pPr>
+        <w:bidi/>
+      </w:pPr>
+      <w:r>
+        <w:rPr>
+          <w:lang w:val="ar_AE" w:bidi="ar_AE"/>
+        </w:rPr>
+      </w:r>
+      <w:r>
+        <w:rPr>
+          <w:b/>
+          <w:lang w:val="ar_AE" w:bidi="ar_AE"/>
+        </w:rPr>
         <w:t>"</w:t>
       </w:r>
       <w:r>
@@ -58733,6 +61215,23 @@
           <w:b/>
           <w:lang w:val="ar_AE" w:bidi="ar_AE"/>
         </w:rPr>
+        <w:t>ἵνα μὴ &amp; ἐκπέσητε τοῦ ἰδίου στηριγμοῦ</w:t>
+      </w:r>
+    </w:p>
+    <w:p>
+      <w:pPr>
+        <w:bidi/>
+      </w:pPr>
+      <w:r>
+        <w:rPr>
+          <w:lang w:val="ar_AE" w:bidi="ar_AE"/>
+        </w:rPr>
+      </w:r>
+      <w:r>
+        <w:rPr>
+          <w:b/>
+          <w:lang w:val="ar_AE" w:bidi="ar_AE"/>
+        </w:rPr>
         <w:t>"</w:t>
       </w:r>
       <w:r>
@@ -58852,6 +61351,23 @@
           <w:b/>
           <w:lang w:val="ar_AE" w:bidi="ar_AE"/>
         </w:rPr>
+        <w:t>τῇ τῶν ἀθέσμων πλάνῃ συναπαχθέντες</w:t>
+      </w:r>
+    </w:p>
+    <w:p>
+      <w:pPr>
+        <w:bidi/>
+      </w:pPr>
+      <w:r>
+        <w:rPr>
+          <w:lang w:val="ar_AE" w:bidi="ar_AE"/>
+        </w:rPr>
+      </w:r>
+      <w:r>
+        <w:rPr>
+          <w:b/>
+          <w:lang w:val="ar_AE" w:bidi="ar_AE"/>
+        </w:rPr>
         <w:t>"</w:t>
       </w:r>
       <w:r>
@@ -58958,6 +61474,23 @@
           <w:b/>
           <w:lang w:val="ar_AE" w:bidi="ar_AE"/>
         </w:rPr>
+        <w:t>τῇ τῶν ἀθέσμων πλάνῃ συναπαχθέντες</w:t>
+      </w:r>
+    </w:p>
+    <w:p>
+      <w:pPr>
+        <w:bidi/>
+      </w:pPr>
+      <w:r>
+        <w:rPr>
+          <w:lang w:val="ar_AE" w:bidi="ar_AE"/>
+        </w:rPr>
+      </w:r>
+      <w:r>
+        <w:rPr>
+          <w:b/>
+          <w:lang w:val="ar_AE" w:bidi="ar_AE"/>
+        </w:rPr>
         <w:t>"</w:t>
       </w:r>
       <w:r>
@@ -59200,6 +61733,23 @@
           <w:b/>
           <w:lang w:val="ar_AE" w:bidi="ar_AE"/>
         </w:rPr>
+        <w:t>τῇ τῶν ἀθέσμων πλάνῃ</w:t>
+      </w:r>
+    </w:p>
+    <w:p>
+      <w:pPr>
+        <w:bidi/>
+      </w:pPr>
+      <w:r>
+        <w:rPr>
+          <w:lang w:val="ar_AE" w:bidi="ar_AE"/>
+        </w:rPr>
+      </w:r>
+      <w:r>
+        <w:rPr>
+          <w:b/>
+          <w:lang w:val="ar_AE" w:bidi="ar_AE"/>
+        </w:rPr>
         <w:t>"</w:t>
       </w:r>
       <w:r>
@@ -59284,6 +61834,23 @@
           <w:b/>
           <w:lang w:val="ar_AE" w:bidi="ar_AE"/>
         </w:rPr>
+        <w:t>αὐξάνετε &amp; ἐν χάριτι, καὶ γνώσει τοῦ Κυρίου ἡμῶν καὶ Σωτῆρος, Ἰησοῦ Χριστοῦ</w:t>
+      </w:r>
+    </w:p>
+    <w:p>
+      <w:pPr>
+        <w:bidi/>
+      </w:pPr>
+      <w:r>
+        <w:rPr>
+          <w:lang w:val="ar_AE" w:bidi="ar_AE"/>
+        </w:rPr>
+      </w:r>
+      <w:r>
+        <w:rPr>
+          <w:b/>
+          <w:lang w:val="ar_AE" w:bidi="ar_AE"/>
+        </w:rPr>
         <w:t>"</w:t>
       </w:r>
       <w:r>
@@ -59387,6 +61954,23 @@
         <w:rPr>
           <w:lang w:val="ar_AE" w:bidi="ar_AE"/>
         </w:rPr>
+      </w:r>
+    </w:p>
+    <w:p>
+      <w:pPr>
+        <w:bidi/>
+      </w:pPr>
+      <w:r>
+        <w:rPr>
+          <w:lang w:val="ar_AE" w:bidi="ar_AE"/>
+        </w:rPr>
+      </w:r>
+      <w:r>
+        <w:rPr>
+          <w:b/>
+          <w:lang w:val="ar_AE" w:bidi="ar_AE"/>
+        </w:rPr>
+        <w:t>ἐν χάριτι, καὶ γνώσει</w:t>
       </w:r>
     </w:p>
     <w:p>
